--- a/fuentes/CFA1_11210057_DU.docx
+++ b/fuentes/CFA1_11210057_DU.docx
@@ -1,6 +1,6 @@
 
 <file path=word/document.xml><?xml version="1.0" encoding="utf-8"?>
-<w:document xmlns:wpc="http://schemas.microsoft.com/office/word/2010/wordprocessingCanvas" xmlns:cx="http://schemas.microsoft.com/office/drawing/2014/chartex" xmlns:cx1="http://schemas.microsoft.com/office/drawing/2015/9/8/chartex" xmlns:cx2="http://schemas.microsoft.com/office/drawing/2015/10/21/chartex" xmlns:cx3="http://schemas.microsoft.com/office/drawing/2016/5/9/chartex" xmlns:cx4="http://schemas.microsoft.com/office/drawing/2016/5/10/chartex" xmlns:cx5="http://schemas.microsoft.com/office/drawing/2016/5/11/chartex" xmlns:cx6="http://schemas.microsoft.com/office/drawing/2016/5/12/chartex" xmlns:cx7="http://schemas.microsoft.com/office/drawing/2016/5/13/chartex" xmlns:cx8="http://schemas.microsoft.com/office/drawing/2016/5/14/chartex" xmlns:mc="http://schemas.openxmlformats.org/markup-compatibility/2006" xmlns:aink="http://schemas.microsoft.com/office/drawing/2016/ink" xmlns:am3d="http://schemas.microsoft.com/office/drawing/2017/model3d" xmlns:o="urn:schemas-microsoft-com:office:office" xmlns:r="http://schemas.openxmlformats.org/officeDocument/2006/relationships" xmlns:m="http://schemas.openxmlformats.org/officeDocument/2006/math" xmlns:v="urn:schemas-microsoft-com:vml" xmlns:wp14="http://schemas.microsoft.com/office/word/2010/wordprocessingDrawing" xmlns:wp="http://schemas.openxmlformats.org/drawingml/2006/wordprocessingDrawing" xmlns:w10="urn:schemas-microsoft-com:office:word" xmlns:w="http://schemas.openxmlformats.org/wordprocessingml/2006/main" xmlns:w14="http://schemas.microsoft.com/office/word/2010/wordml" xmlns:w15="http://schemas.microsoft.com/office/word/2012/wordml" xmlns:w16cex="http://schemas.microsoft.com/office/word/2018/wordml/cex" xmlns:w16cid="http://schemas.microsoft.com/office/word/2016/wordml/cid" xmlns:w16="http://schemas.microsoft.com/office/word/2018/wordml" xmlns:w16sdtdh="http://schemas.microsoft.com/office/word/2020/wordml/sdtdatahash" xmlns:w16se="http://schemas.microsoft.com/office/word/2015/wordml/symex" xmlns:wpg="http://schemas.microsoft.com/office/word/2010/wordprocessingGroup" xmlns:wpi="http://schemas.microsoft.com/office/word/2010/wordprocessingInk" xmlns:wne="http://schemas.microsoft.com/office/word/2006/wordml" xmlns:wps="http://schemas.microsoft.com/office/word/2010/wordprocessingShape" mc:Ignorable="w14 w15 w16se w16cid w16 w16cex w16sdtdh wp14">
+<w:document xmlns:wpc="http://schemas.microsoft.com/office/word/2010/wordprocessingCanvas" xmlns:cx="http://schemas.microsoft.com/office/drawing/2014/chartex" xmlns:cx1="http://schemas.microsoft.com/office/drawing/2015/9/8/chartex" xmlns:cx2="http://schemas.microsoft.com/office/drawing/2015/10/21/chartex" xmlns:cx3="http://schemas.microsoft.com/office/drawing/2016/5/9/chartex" xmlns:cx4="http://schemas.microsoft.com/office/drawing/2016/5/10/chartex" xmlns:cx5="http://schemas.microsoft.com/office/drawing/2016/5/11/chartex" xmlns:cx6="http://schemas.microsoft.com/office/drawing/2016/5/12/chartex" xmlns:cx7="http://schemas.microsoft.com/office/drawing/2016/5/13/chartex" xmlns:cx8="http://schemas.microsoft.com/office/drawing/2016/5/14/chartex" xmlns:mc="http://schemas.openxmlformats.org/markup-compatibility/2006" xmlns:aink="http://schemas.microsoft.com/office/drawing/2016/ink" xmlns:am3d="http://schemas.microsoft.com/office/drawing/2017/model3d" xmlns:o="urn:schemas-microsoft-com:office:office" xmlns:r="http://schemas.openxmlformats.org/officeDocument/2006/relationships" xmlns:m="http://schemas.openxmlformats.org/officeDocument/2006/math" xmlns:v="urn:schemas-microsoft-com:vml" xmlns:wp14="http://schemas.microsoft.com/office/word/2010/wordprocessingDrawing" xmlns:wp="http://schemas.openxmlformats.org/drawingml/2006/wordprocessingDrawing" xmlns:w10="urn:schemas-microsoft-com:office:word" xmlns:w="http://schemas.openxmlformats.org/wordprocessingml/2006/main" xmlns:w14="http://schemas.microsoft.com/office/word/2010/wordml" xmlns:w15="http://schemas.microsoft.com/office/word/2012/wordml" xmlns:w16cex="http://schemas.microsoft.com/office/word/2018/wordml/cex" xmlns:w16cid="http://schemas.microsoft.com/office/word/2016/wordml/cid" xmlns:w16="http://schemas.microsoft.com/office/word/2018/wordml" xmlns:w16se="http://schemas.microsoft.com/office/word/2015/wordml/symex" xmlns:wpg="http://schemas.microsoft.com/office/word/2010/wordprocessingGroup" xmlns:wpi="http://schemas.microsoft.com/office/word/2010/wordprocessingInk" xmlns:wne="http://schemas.microsoft.com/office/word/2006/wordml" xmlns:wps="http://schemas.microsoft.com/office/word/2010/wordprocessingShape" mc:Ignorable="w14 w15 w16se w16cid w16 w16cex wp14">
   <w:body>
     <w:p>
       <w:r>
@@ -8,7 +8,7 @@
           <w:noProof/>
         </w:rPr>
         <w:drawing>
-          <wp:anchor distT="0" distB="0" distL="114300" distR="114300" simplePos="0" relativeHeight="251655680" behindDoc="1" locked="0" layoutInCell="1" allowOverlap="1" wp14:anchorId="6CF71E24" wp14:editId="5F4C3D91">
+          <wp:anchor distT="0" distB="0" distL="114300" distR="114300" simplePos="0" relativeHeight="251655680" behindDoc="1" locked="0" layoutInCell="1" allowOverlap="1" wp14:anchorId="6CF71E24" wp14:editId="15267052">
             <wp:simplePos x="0" y="0"/>
             <wp:positionH relativeFrom="column">
               <wp:posOffset>-749300</wp:posOffset>
@@ -33,7 +33,13 @@
               <a:graphicData uri="http://schemas.openxmlformats.org/drawingml/2006/picture">
                 <pic:pic xmlns:pic="http://schemas.openxmlformats.org/drawingml/2006/picture">
                   <pic:nvPicPr>
-                    <pic:cNvPr id="0" name="Imagen 2"/>
+                    <pic:cNvPr id="6" name="Imagen 2">
+                      <a:extLst>
+                        <a:ext uri="{C183D7F6-B498-43B3-948B-1728B52AA6E4}">
+                          <adec:decorative xmlns:adec="http://schemas.microsoft.com/office/drawing/2017/decorative" val="1"/>
+                        </a:ext>
+                      </a:extLst>
+                    </pic:cNvPr>
                     <pic:cNvPicPr>
                       <a:picLocks noChangeAspect="1" noChangeArrowheads="1"/>
                     </pic:cNvPicPr>
@@ -211,7 +217,7 @@
               </wp:anchor>
             </w:drawing>
           </mc:Choice>
-          <mc:Fallback>
+          <mc:Fallback xmlns:w16sdtdh="http://schemas.microsoft.com/office/word/2020/wordml/sdtdatahash">
             <w:pict>
               <v:rect w14:anchorId="5C6229C9" id="Rectángulo 4" o:spid="_x0000_s1026" style="position:absolute;margin-left:-55.7pt;margin-top:29pt;width:613.85pt;height:204pt;z-index:-251659776;visibility:visible;mso-wrap-style:square;mso-width-percent:0;mso-height-percent:0;mso-wrap-distance-left:9pt;mso-wrap-distance-top:0;mso-wrap-distance-right:9pt;mso-wrap-distance-bottom:0;mso-position-horizontal:absolute;mso-position-horizontal-relative:text;mso-position-vertical:absolute;mso-position-vertical-relative:text;mso-width-percent:0;mso-height-percent:0;mso-width-relative:page;mso-height-relative:margin;v-text-anchor:middle" o:gfxdata="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" fillcolor="#00314d" stroked="f" strokeweight="1pt"/>
             </w:pict>
@@ -516,7 +522,7 @@
       <w:r>
         <w:fldChar w:fldCharType="separate"/>
       </w:r>
-      <w:hyperlink w:anchor="_Toc225764853" w:history="1">
+      <w:hyperlink w:anchor="_Toc229578430" w:history="1">
         <w:r>
           <w:rPr>
             <w:rStyle w:val="Hipervnculo"/>
@@ -543,7 +549,7 @@
             <w:noProof/>
             <w:webHidden/>
           </w:rPr>
-          <w:instrText xml:space="preserve"> PAGEREF _Toc225764853 \h </w:instrText>
+          <w:instrText xml:space="preserve"> PAGEREF _Toc229578430 \h </w:instrText>
         </w:r>
         <w:r>
           <w:rPr>
@@ -589,7 +595,7 @@
           <w:lang w:eastAsia="es-CO"/>
         </w:rPr>
       </w:pPr>
-      <w:hyperlink w:anchor="_Toc225764854" w:history="1">
+      <w:hyperlink w:anchor="_Toc229578431" w:history="1">
         <w:r>
           <w:rPr>
             <w:rStyle w:val="Hipervnculo"/>
@@ -633,7 +639,7 @@
             <w:noProof/>
             <w:webHidden/>
           </w:rPr>
-          <w:instrText xml:space="preserve"> PAGEREF _Toc225764854 \h </w:instrText>
+          <w:instrText xml:space="preserve"> PAGEREF _Toc229578431 \h </w:instrText>
         </w:r>
         <w:r>
           <w:rPr>
@@ -679,7 +685,7 @@
           <w:lang w:eastAsia="es-CO"/>
         </w:rPr>
       </w:pPr>
-      <w:hyperlink w:anchor="_Toc225764855" w:history="1">
+      <w:hyperlink w:anchor="_Toc229578432" w:history="1">
         <w:r>
           <w:rPr>
             <w:rStyle w:val="Hipervnculo"/>
@@ -723,7 +729,7 @@
             <w:noProof/>
             <w:webHidden/>
           </w:rPr>
-          <w:instrText xml:space="preserve"> PAGEREF _Toc225764855 \h </w:instrText>
+          <w:instrText xml:space="preserve"> PAGEREF _Toc229578432 \h </w:instrText>
         </w:r>
         <w:r>
           <w:rPr>
@@ -769,7 +775,7 @@
           <w:lang w:eastAsia="es-CO"/>
         </w:rPr>
       </w:pPr>
-      <w:hyperlink w:anchor="_Toc225764856" w:history="1">
+      <w:hyperlink w:anchor="_Toc229578433" w:history="1">
         <w:r>
           <w:rPr>
             <w:rStyle w:val="Hipervnculo"/>
@@ -813,7 +819,7 @@
             <w:noProof/>
             <w:webHidden/>
           </w:rPr>
-          <w:instrText xml:space="preserve"> PAGEREF _Toc225764856 \h </w:instrText>
+          <w:instrText xml:space="preserve"> PAGEREF _Toc229578433 \h </w:instrText>
         </w:r>
         <w:r>
           <w:rPr>
@@ -859,7 +865,7 @@
           <w:lang w:eastAsia="es-CO"/>
         </w:rPr>
       </w:pPr>
-      <w:hyperlink w:anchor="_Toc225764857" w:history="1">
+      <w:hyperlink w:anchor="_Toc229578434" w:history="1">
         <w:r>
           <w:rPr>
             <w:rStyle w:val="Hipervnculo"/>
@@ -903,7 +909,7 @@
             <w:noProof/>
             <w:webHidden/>
           </w:rPr>
-          <w:instrText xml:space="preserve"> PAGEREF _Toc225764857 \h </w:instrText>
+          <w:instrText xml:space="preserve"> PAGEREF _Toc229578434 \h </w:instrText>
         </w:r>
         <w:r>
           <w:rPr>
@@ -949,7 +955,7 @@
           <w:lang w:eastAsia="es-CO"/>
         </w:rPr>
       </w:pPr>
-      <w:hyperlink w:anchor="_Toc225764858" w:history="1">
+      <w:hyperlink w:anchor="_Toc229578435" w:history="1">
         <w:r>
           <w:rPr>
             <w:rStyle w:val="Hipervnculo"/>
@@ -993,7 +999,7 @@
             <w:noProof/>
             <w:webHidden/>
           </w:rPr>
-          <w:instrText xml:space="preserve"> PAGEREF _Toc225764858 \h </w:instrText>
+          <w:instrText xml:space="preserve"> PAGEREF _Toc229578435 \h </w:instrText>
         </w:r>
         <w:r>
           <w:rPr>
@@ -1039,7 +1045,7 @@
           <w:lang w:eastAsia="es-CO"/>
         </w:rPr>
       </w:pPr>
-      <w:hyperlink w:anchor="_Toc225764859" w:history="1">
+      <w:hyperlink w:anchor="_Toc229578436" w:history="1">
         <w:r>
           <w:rPr>
             <w:rStyle w:val="Hipervnculo"/>
@@ -1083,7 +1089,7 @@
             <w:noProof/>
             <w:webHidden/>
           </w:rPr>
-          <w:instrText xml:space="preserve"> PAGEREF _Toc225764859 \h </w:instrText>
+          <w:instrText xml:space="preserve"> PAGEREF _Toc229578436 \h </w:instrText>
         </w:r>
         <w:r>
           <w:rPr>
@@ -1129,7 +1135,7 @@
           <w:lang w:eastAsia="es-CO"/>
         </w:rPr>
       </w:pPr>
-      <w:hyperlink w:anchor="_Toc225764861" w:history="1">
+      <w:hyperlink w:anchor="_Toc229578438" w:history="1">
         <w:r>
           <w:rPr>
             <w:rStyle w:val="Hipervnculo"/>
@@ -1173,7 +1179,7 @@
             <w:noProof/>
             <w:webHidden/>
           </w:rPr>
-          <w:instrText xml:space="preserve"> PAGEREF _Toc225764861 \h </w:instrText>
+          <w:instrText xml:space="preserve"> PAGEREF _Toc229578438 \h </w:instrText>
         </w:r>
         <w:r>
           <w:rPr>
@@ -1219,7 +1225,7 @@
           <w:lang w:eastAsia="es-CO"/>
         </w:rPr>
       </w:pPr>
-      <w:hyperlink w:anchor="_Toc225764862" w:history="1">
+      <w:hyperlink w:anchor="_Toc229578439" w:history="1">
         <w:r>
           <w:rPr>
             <w:rStyle w:val="Hipervnculo"/>
@@ -1263,7 +1269,7 @@
             <w:noProof/>
             <w:webHidden/>
           </w:rPr>
-          <w:instrText xml:space="preserve"> PAGEREF _Toc225764862 \h </w:instrText>
+          <w:instrText xml:space="preserve"> PAGEREF _Toc229578439 \h </w:instrText>
         </w:r>
         <w:r>
           <w:rPr>
@@ -1309,7 +1315,7 @@
           <w:lang w:eastAsia="es-CO"/>
         </w:rPr>
       </w:pPr>
-      <w:hyperlink w:anchor="_Toc225764863" w:history="1">
+      <w:hyperlink w:anchor="_Toc229578440" w:history="1">
         <w:r>
           <w:rPr>
             <w:rStyle w:val="Hipervnculo"/>
@@ -1353,7 +1359,7 @@
             <w:noProof/>
             <w:webHidden/>
           </w:rPr>
-          <w:instrText xml:space="preserve"> PAGEREF _Toc225764863 \h </w:instrText>
+          <w:instrText xml:space="preserve"> PAGEREF _Toc229578440 \h </w:instrText>
         </w:r>
         <w:r>
           <w:rPr>
@@ -1399,7 +1405,7 @@
           <w:lang w:eastAsia="es-CO"/>
         </w:rPr>
       </w:pPr>
-      <w:hyperlink w:anchor="_Toc225764864" w:history="1">
+      <w:hyperlink w:anchor="_Toc229578441" w:history="1">
         <w:r>
           <w:rPr>
             <w:rStyle w:val="Hipervnculo"/>
@@ -1457,7 +1463,7 @@
             <w:noProof/>
             <w:webHidden/>
           </w:rPr>
-          <w:instrText xml:space="preserve"> PAGEREF _Toc225764864 \h </w:instrText>
+          <w:instrText xml:space="preserve"> PAGEREF _Toc229578441 \h </w:instrText>
         </w:r>
         <w:r>
           <w:rPr>
@@ -1503,7 +1509,7 @@
           <w:lang w:eastAsia="es-CO"/>
         </w:rPr>
       </w:pPr>
-      <w:hyperlink w:anchor="_Toc225764865" w:history="1">
+      <w:hyperlink w:anchor="_Toc229578442" w:history="1">
         <w:r>
           <w:rPr>
             <w:rStyle w:val="Hipervnculo"/>
@@ -1547,7 +1553,7 @@
             <w:noProof/>
             <w:webHidden/>
           </w:rPr>
-          <w:instrText xml:space="preserve"> PAGEREF _Toc225764865 \h </w:instrText>
+          <w:instrText xml:space="preserve"> PAGEREF _Toc229578442 \h </w:instrText>
         </w:r>
         <w:r>
           <w:rPr>
@@ -1593,7 +1599,7 @@
           <w:lang w:eastAsia="es-CO"/>
         </w:rPr>
       </w:pPr>
-      <w:hyperlink w:anchor="_Toc225764867" w:history="1">
+      <w:hyperlink w:anchor="_Toc229578444" w:history="1">
         <w:r>
           <w:rPr>
             <w:rStyle w:val="Hipervnculo"/>
@@ -1637,7 +1643,7 @@
             <w:noProof/>
             <w:webHidden/>
           </w:rPr>
-          <w:instrText xml:space="preserve"> PAGEREF _Toc225764867 \h </w:instrText>
+          <w:instrText xml:space="preserve"> PAGEREF _Toc229578444 \h </w:instrText>
         </w:r>
         <w:r>
           <w:rPr>
@@ -1683,7 +1689,7 @@
           <w:lang w:eastAsia="es-CO"/>
         </w:rPr>
       </w:pPr>
-      <w:hyperlink w:anchor="_Toc225764868" w:history="1">
+      <w:hyperlink w:anchor="_Toc229578445" w:history="1">
         <w:r>
           <w:rPr>
             <w:rStyle w:val="Hipervnculo"/>
@@ -1706,7 +1712,7 @@
             <w:rStyle w:val="Hipervnculo"/>
             <w:noProof/>
           </w:rPr>
-          <w:t>Tipos de comunicación: intra, inter y transpersonal</w:t>
+          <w:t>Tipos de comunicación: intrapersonal, interpersonal y transpersonal</w:t>
         </w:r>
         <w:r>
           <w:rPr>
@@ -1727,7 +1733,7 @@
             <w:noProof/>
             <w:webHidden/>
           </w:rPr>
-          <w:instrText xml:space="preserve"> PAGEREF _Toc225764868 \h </w:instrText>
+          <w:instrText xml:space="preserve"> PAGEREF _Toc229578445 \h </w:instrText>
         </w:r>
         <w:r>
           <w:rPr>
@@ -1773,7 +1779,7 @@
           <w:lang w:eastAsia="es-CO"/>
         </w:rPr>
       </w:pPr>
-      <w:hyperlink w:anchor="_Toc225764869" w:history="1">
+      <w:hyperlink w:anchor="_Toc229578446" w:history="1">
         <w:r>
           <w:rPr>
             <w:rStyle w:val="Hipervnculo"/>
@@ -1817,7 +1823,7 @@
             <w:noProof/>
             <w:webHidden/>
           </w:rPr>
-          <w:instrText xml:space="preserve"> PAGEREF _Toc225764869 \h </w:instrText>
+          <w:instrText xml:space="preserve"> PAGEREF _Toc229578446 \h </w:instrText>
         </w:r>
         <w:r>
           <w:rPr>
@@ -1863,7 +1869,7 @@
           <w:lang w:eastAsia="es-CO"/>
         </w:rPr>
       </w:pPr>
-      <w:hyperlink w:anchor="_Toc225764870" w:history="1">
+      <w:hyperlink w:anchor="_Toc229578447" w:history="1">
         <w:r>
           <w:rPr>
             <w:rStyle w:val="Hipervnculo"/>
@@ -1907,7 +1913,7 @@
             <w:noProof/>
             <w:webHidden/>
           </w:rPr>
-          <w:instrText xml:space="preserve"> PAGEREF _Toc225764870 \h </w:instrText>
+          <w:instrText xml:space="preserve"> PAGEREF _Toc229578447 \h </w:instrText>
         </w:r>
         <w:r>
           <w:rPr>
@@ -1953,7 +1959,7 @@
           <w:lang w:eastAsia="es-CO"/>
         </w:rPr>
       </w:pPr>
-      <w:hyperlink w:anchor="_Toc225764871" w:history="1">
+      <w:hyperlink w:anchor="_Toc229578448" w:history="1">
         <w:r>
           <w:rPr>
             <w:rStyle w:val="Hipervnculo"/>
@@ -1997,7 +2003,7 @@
             <w:noProof/>
             <w:webHidden/>
           </w:rPr>
-          <w:instrText xml:space="preserve"> PAGEREF _Toc225764871 \h </w:instrText>
+          <w:instrText xml:space="preserve"> PAGEREF _Toc229578448 \h </w:instrText>
         </w:r>
         <w:r>
           <w:rPr>
@@ -2043,7 +2049,7 @@
           <w:lang w:eastAsia="es-CO"/>
         </w:rPr>
       </w:pPr>
-      <w:hyperlink w:anchor="_Toc225764873" w:history="1">
+      <w:hyperlink w:anchor="_Toc229578450" w:history="1">
         <w:r>
           <w:rPr>
             <w:rStyle w:val="Hipervnculo"/>
@@ -2087,7 +2093,7 @@
             <w:noProof/>
             <w:webHidden/>
           </w:rPr>
-          <w:instrText xml:space="preserve"> PAGEREF _Toc225764873 \h </w:instrText>
+          <w:instrText xml:space="preserve"> PAGEREF _Toc229578450 \h </w:instrText>
         </w:r>
         <w:r>
           <w:rPr>
@@ -2133,7 +2139,7 @@
           <w:lang w:eastAsia="es-CO"/>
         </w:rPr>
       </w:pPr>
-      <w:hyperlink w:anchor="_Toc225764874" w:history="1">
+      <w:hyperlink w:anchor="_Toc229578451" w:history="1">
         <w:r>
           <w:rPr>
             <w:rStyle w:val="Hipervnculo"/>
@@ -2177,7 +2183,7 @@
             <w:noProof/>
             <w:webHidden/>
           </w:rPr>
-          <w:instrText xml:space="preserve"> PAGEREF _Toc225764874 \h </w:instrText>
+          <w:instrText xml:space="preserve"> PAGEREF _Toc229578451 \h </w:instrText>
         </w:r>
         <w:r>
           <w:rPr>
@@ -2223,7 +2229,7 @@
           <w:lang w:eastAsia="es-CO"/>
         </w:rPr>
       </w:pPr>
-      <w:hyperlink w:anchor="_Toc225764875" w:history="1">
+      <w:hyperlink w:anchor="_Toc229578452" w:history="1">
         <w:r>
           <w:rPr>
             <w:rStyle w:val="Hipervnculo"/>
@@ -2267,7 +2273,7 @@
             <w:noProof/>
             <w:webHidden/>
           </w:rPr>
-          <w:instrText xml:space="preserve"> PAGEREF _Toc225764875 \h </w:instrText>
+          <w:instrText xml:space="preserve"> PAGEREF _Toc229578452 \h </w:instrText>
         </w:r>
         <w:r>
           <w:rPr>
@@ -2313,7 +2319,7 @@
           <w:lang w:eastAsia="es-CO"/>
         </w:rPr>
       </w:pPr>
-      <w:hyperlink w:anchor="_Toc225764876" w:history="1">
+      <w:hyperlink w:anchor="_Toc229578453" w:history="1">
         <w:r>
           <w:rPr>
             <w:rStyle w:val="Hipervnculo"/>
@@ -2357,7 +2363,7 @@
             <w:noProof/>
             <w:webHidden/>
           </w:rPr>
-          <w:instrText xml:space="preserve"> PAGEREF _Toc225764876 \h </w:instrText>
+          <w:instrText xml:space="preserve"> PAGEREF _Toc229578453 \h </w:instrText>
         </w:r>
         <w:r>
           <w:rPr>
@@ -2403,7 +2409,7 @@
           <w:lang w:eastAsia="es-CO"/>
         </w:rPr>
       </w:pPr>
-      <w:hyperlink w:anchor="_Toc225764877" w:history="1">
+      <w:hyperlink w:anchor="_Toc229578454" w:history="1">
         <w:r>
           <w:rPr>
             <w:rStyle w:val="Hipervnculo"/>
@@ -2447,7 +2453,7 @@
             <w:noProof/>
             <w:webHidden/>
           </w:rPr>
-          <w:instrText xml:space="preserve"> PAGEREF _Toc225764877 \h </w:instrText>
+          <w:instrText xml:space="preserve"> PAGEREF _Toc229578454 \h </w:instrText>
         </w:r>
         <w:r>
           <w:rPr>
@@ -2493,7 +2499,7 @@
           <w:lang w:eastAsia="es-CO"/>
         </w:rPr>
       </w:pPr>
-      <w:hyperlink w:anchor="_Toc225764879" w:history="1">
+      <w:hyperlink w:anchor="_Toc229578456" w:history="1">
         <w:r>
           <w:rPr>
             <w:rStyle w:val="Hipervnculo"/>
@@ -2537,7 +2543,7 @@
             <w:noProof/>
             <w:webHidden/>
           </w:rPr>
-          <w:instrText xml:space="preserve"> PAGEREF _Toc225764879 \h </w:instrText>
+          <w:instrText xml:space="preserve"> PAGEREF _Toc229578456 \h </w:instrText>
         </w:r>
         <w:r>
           <w:rPr>
@@ -2583,7 +2589,7 @@
           <w:lang w:eastAsia="es-CO"/>
         </w:rPr>
       </w:pPr>
-      <w:hyperlink w:anchor="_Toc225764880" w:history="1">
+      <w:hyperlink w:anchor="_Toc229578457" w:history="1">
         <w:r>
           <w:rPr>
             <w:rStyle w:val="Hipervnculo"/>
@@ -2627,7 +2633,7 @@
             <w:noProof/>
             <w:webHidden/>
           </w:rPr>
-          <w:instrText xml:space="preserve"> PAGEREF _Toc225764880 \h </w:instrText>
+          <w:instrText xml:space="preserve"> PAGEREF _Toc229578457 \h </w:instrText>
         </w:r>
         <w:r>
           <w:rPr>
@@ -2673,7 +2679,7 @@
           <w:lang w:eastAsia="es-CO"/>
         </w:rPr>
       </w:pPr>
-      <w:hyperlink w:anchor="_Toc225764881" w:history="1">
+      <w:hyperlink w:anchor="_Toc229578458" w:history="1">
         <w:r>
           <w:rPr>
             <w:rStyle w:val="Hipervnculo"/>
@@ -2717,7 +2723,7 @@
             <w:noProof/>
             <w:webHidden/>
           </w:rPr>
-          <w:instrText xml:space="preserve"> PAGEREF _Toc225764881 \h </w:instrText>
+          <w:instrText xml:space="preserve"> PAGEREF _Toc229578458 \h </w:instrText>
         </w:r>
         <w:r>
           <w:rPr>
@@ -2763,7 +2769,7 @@
           <w:lang w:eastAsia="es-CO"/>
         </w:rPr>
       </w:pPr>
-      <w:hyperlink w:anchor="_Toc225764882" w:history="1">
+      <w:hyperlink w:anchor="_Toc229578459" w:history="1">
         <w:r>
           <w:rPr>
             <w:rStyle w:val="Hipervnculo"/>
@@ -2807,7 +2813,7 @@
             <w:noProof/>
             <w:webHidden/>
           </w:rPr>
-          <w:instrText xml:space="preserve"> PAGEREF _Toc225764882 \h </w:instrText>
+          <w:instrText xml:space="preserve"> PAGEREF _Toc229578459 \h </w:instrText>
         </w:r>
         <w:r>
           <w:rPr>
@@ -2852,7 +2858,7 @@
           <w:lang w:eastAsia="es-CO"/>
         </w:rPr>
       </w:pPr>
-      <w:hyperlink w:anchor="_Toc225764883" w:history="1">
+      <w:hyperlink w:anchor="_Toc229578460" w:history="1">
         <w:r>
           <w:rPr>
             <w:rStyle w:val="Hipervnculo"/>
@@ -2879,7 +2885,7 @@
             <w:noProof/>
             <w:webHidden/>
           </w:rPr>
-          <w:instrText xml:space="preserve"> PAGEREF _Toc225764883 \h </w:instrText>
+          <w:instrText xml:space="preserve"> PAGEREF _Toc229578460 \h </w:instrText>
         </w:r>
         <w:r>
           <w:rPr>
@@ -2924,7 +2930,7 @@
           <w:lang w:eastAsia="es-CO"/>
         </w:rPr>
       </w:pPr>
-      <w:hyperlink w:anchor="_Toc225764884" w:history="1">
+      <w:hyperlink w:anchor="_Toc229578461" w:history="1">
         <w:r>
           <w:rPr>
             <w:rStyle w:val="Hipervnculo"/>
@@ -2951,7 +2957,7 @@
             <w:noProof/>
             <w:webHidden/>
           </w:rPr>
-          <w:instrText xml:space="preserve"> PAGEREF _Toc225764884 \h </w:instrText>
+          <w:instrText xml:space="preserve"> PAGEREF _Toc229578461 \h </w:instrText>
         </w:r>
         <w:r>
           <w:rPr>
@@ -2996,7 +3002,7 @@
           <w:lang w:eastAsia="es-CO"/>
         </w:rPr>
       </w:pPr>
-      <w:hyperlink w:anchor="_Toc225764885" w:history="1">
+      <w:hyperlink w:anchor="_Toc229578462" w:history="1">
         <w:r>
           <w:rPr>
             <w:rStyle w:val="Hipervnculo"/>
@@ -3023,7 +3029,7 @@
             <w:noProof/>
             <w:webHidden/>
           </w:rPr>
-          <w:instrText xml:space="preserve"> PAGEREF _Toc225764885 \h </w:instrText>
+          <w:instrText xml:space="preserve"> PAGEREF _Toc229578462 \h </w:instrText>
         </w:r>
         <w:r>
           <w:rPr>
@@ -3068,7 +3074,7 @@
           <w:lang w:eastAsia="es-CO"/>
         </w:rPr>
       </w:pPr>
-      <w:hyperlink w:anchor="_Toc225764886" w:history="1">
+      <w:hyperlink w:anchor="_Toc229578463" w:history="1">
         <w:r>
           <w:rPr>
             <w:rStyle w:val="Hipervnculo"/>
@@ -3095,7 +3101,7 @@
             <w:noProof/>
             <w:webHidden/>
           </w:rPr>
-          <w:instrText xml:space="preserve"> PAGEREF _Toc225764886 \h </w:instrText>
+          <w:instrText xml:space="preserve"> PAGEREF _Toc229578463 \h </w:instrText>
         </w:r>
         <w:r>
           <w:rPr>
@@ -3135,7 +3141,7 @@
         <w:fldChar w:fldCharType="end"/>
       </w:r>
       <w:bookmarkStart w:id="0" w:name="_Toc176443691"/>
-      <w:bookmarkStart w:id="1" w:name="_Toc225764853"/>
+      <w:bookmarkStart w:id="1" w:name="_Toc229578430"/>
       <w:r>
         <w:t>Introducción</w:t>
       </w:r>
@@ -3203,6 +3209,12 @@
       </w:r>
     </w:p>
     <w:p>
+      <w:r>
+        <w:rPr>
+          <w:noProof/>
+        </w:rPr>
+        <w:t>.</w:t>
+      </w:r>
       <w:r>
         <w:rPr>
           <w:noProof/>
@@ -3352,12 +3364,15 @@
           </w:tcPr>
           <w:p>
             <w:r>
-              <w:t>Vivimos en una época en la que la tecnología abruma a las personas con información, notificaciones y cambios constantes. En medio de esa aceleración digital, muchas veces se olvida dedicar tiempo a algo esencial: el autoconocimiento, la comprensión del desarrollo emocional y el fortalecimiento de una comunicación efectiva con el entorno social y laboral. Sin embargo, son precisamente estas competencias humanas las que determinan la calidad de las relaciones, el desempeño laboral y el bienestar personal en la sociedad actual.</w:t>
+              <w:t xml:space="preserve">Vivimos en una época en la que la tecnología abruma a las personas con información, notificaciones y cambios constantes. En medio de esa aceleración digital, muchas veces se olvida dedicar tiempo a algo esencial: el autoconocimiento, la comprensión del desarrollo emocional y el fortalecimiento de una comunicación efectiva con el entorno social y laboral. Sin embargo, son precisamente estas </w:t>
+            </w:r>
+            <w:r>
+              <w:lastRenderedPageBreak/>
+              <w:t>competencias humanas las que determinan la calidad de las relaciones, el desempeño laboral y el bienestar personal en la sociedad actual.</w:t>
             </w:r>
           </w:p>
           <w:p>
             <w:r>
-              <w:lastRenderedPageBreak/>
               <w:t>Este componente formativo aborda los fundamentos del desarrollo personal, partiendo del autoconocimiento como proceso de crecimiento humano que permite reconocer creencias limitantes y creencias potenciadoras, así como identificar fortalezas y oportunidades de mejora en el ámbito personal. A partir de este proceso, se avanza hacia la comprensión de la inteligencia emocional, herramienta esencial para gestionar las emociones y responder de manera equilibrada ante los desafíos de la vida personal y laboral.</w:t>
             </w:r>
           </w:p>
@@ -3383,18 +3398,9 @@
     <w:p/>
     <w:p>
       <w:pPr>
-        <w:spacing w:before="0" w:after="0" w:line="240" w:lineRule="auto"/>
-        <w:ind w:firstLine="0"/>
-      </w:pPr>
-      <w:r>
-        <w:br w:type="page"/>
-      </w:r>
-    </w:p>
-    <w:p>
-      <w:pPr>
         <w:pStyle w:val="Ttulo1"/>
       </w:pPr>
-      <w:bookmarkStart w:id="3" w:name="_Toc225764854"/>
+      <w:bookmarkStart w:id="3" w:name="_Toc229578431"/>
       <w:r>
         <w:lastRenderedPageBreak/>
         <w:t>Desarrollo personal y autoconocimiento</w:t>
@@ -3940,7 +3946,7 @@
       <w:pPr>
         <w:pStyle w:val="Ttulo2"/>
       </w:pPr>
-      <w:bookmarkStart w:id="4" w:name="_Toc225764855"/>
+      <w:bookmarkStart w:id="4" w:name="_Toc229578432"/>
       <w:r>
         <w:lastRenderedPageBreak/>
         <w:t>Concepto de desarrollo personal</w:t>
@@ -4267,7 +4273,7 @@
       <w:pPr>
         <w:pStyle w:val="Ttulo2"/>
       </w:pPr>
-      <w:bookmarkStart w:id="5" w:name="_Toc225764856"/>
+      <w:bookmarkStart w:id="5" w:name="_Toc229578433"/>
       <w:r>
         <w:t>Importancia del autoconocimiento en el crecimiento humano</w:t>
       </w:r>
@@ -4369,7 +4375,7 @@
       <w:pPr>
         <w:pStyle w:val="Ttulo2"/>
       </w:pPr>
-      <w:bookmarkStart w:id="6" w:name="_Toc225764857"/>
+      <w:bookmarkStart w:id="6" w:name="_Toc229578434"/>
       <w:r>
         <w:t>Identificación de fortalezas y oportunidades de mejora</w:t>
       </w:r>
@@ -4635,7 +4641,7 @@
       <w:pPr>
         <w:pStyle w:val="Ttulo2"/>
       </w:pPr>
-      <w:bookmarkStart w:id="7" w:name="_Toc225764858"/>
+      <w:bookmarkStart w:id="7" w:name="_Toc229578435"/>
       <w:r>
         <w:lastRenderedPageBreak/>
         <w:t>Creencias limitantes y creencias potenciadoras</w:t>
@@ -5211,7 +5217,7 @@
       <w:pPr>
         <w:pStyle w:val="Ttulo1"/>
       </w:pPr>
-      <w:bookmarkStart w:id="8" w:name="_Toc225764859"/>
+      <w:bookmarkStart w:id="8" w:name="_Toc229578436"/>
       <w:r>
         <w:lastRenderedPageBreak/>
         <w:t>Inteligencia emocional y gestión de emociones</w:t>
@@ -5820,17 +5826,19 @@
         </w:rPr>
       </w:pPr>
       <w:bookmarkStart w:id="9" w:name="_Toc225764860"/>
+      <w:bookmarkStart w:id="10" w:name="_Toc229578437"/>
       <w:bookmarkEnd w:id="9"/>
+      <w:bookmarkEnd w:id="10"/>
     </w:p>
     <w:p>
       <w:pPr>
         <w:pStyle w:val="Ttulo2"/>
       </w:pPr>
-      <w:bookmarkStart w:id="10" w:name="_Toc225764861"/>
+      <w:bookmarkStart w:id="11" w:name="_Toc229578438"/>
       <w:r>
         <w:t>Concepto de inteligencia emocional</w:t>
       </w:r>
-      <w:bookmarkEnd w:id="10"/>
+      <w:bookmarkEnd w:id="11"/>
     </w:p>
     <w:p>
       <w:pPr>
@@ -6026,12 +6034,12 @@
       <w:pPr>
         <w:pStyle w:val="Ttulo2"/>
       </w:pPr>
-      <w:bookmarkStart w:id="11" w:name="_Toc225764862"/>
+      <w:bookmarkStart w:id="12" w:name="_Toc229578439"/>
       <w:r>
         <w:lastRenderedPageBreak/>
         <w:t>Reconocimiento y comprensión de las emociones</w:t>
       </w:r>
-      <w:bookmarkEnd w:id="11"/>
+      <w:bookmarkEnd w:id="12"/>
     </w:p>
     <w:p>
       <w:pPr>
@@ -6066,27 +6074,6 @@
           <w:lang w:eastAsia="es-CO"/>
         </w:rPr>
       </w:pPr>
-      <w:r>
-        <w:rPr>
-          <w:b/>
-          <w:lang w:eastAsia="es-CO"/>
-        </w:rPr>
-        <w:t>Pódcast</w:t>
-      </w:r>
-      <w:r>
-        <w:rPr>
-          <w:b/>
-          <w:lang w:eastAsia="es-CO"/>
-        </w:rPr>
-        <w:t xml:space="preserve">: </w:t>
-      </w:r>
-      <w:r>
-        <w:rPr>
-          <w:bCs/>
-          <w:lang w:eastAsia="es-CO"/>
-        </w:rPr>
-        <w:t>Reconocimiento y comprensión de las emociones</w:t>
-      </w:r>
     </w:p>
     <w:tbl>
       <w:tblPr>
@@ -6103,11 +6090,17 @@
             <w:tcW w:w="9962" w:type="dxa"/>
           </w:tcPr>
           <w:p>
+            <w:pPr>
+              <w:ind w:firstLine="0"/>
+              <w:rPr>
+                <w:b/>
+              </w:rPr>
+            </w:pPr>
             <w:r>
               <w:rPr>
                 <w:b/>
               </w:rPr>
-              <w:t>Nombre del programa</w:t>
+              <w:t>Transcripción del pódcast</w:t>
             </w:r>
             <w:r>
               <w:rPr>
@@ -6117,25 +6110,6 @@
             </w:r>
             <w:r>
               <w:t>Reconocimiento y comprensión de las emociones</w:t>
-            </w:r>
-          </w:p>
-          <w:p>
-            <w:pPr>
-              <w:rPr>
-                <w:b/>
-              </w:rPr>
-            </w:pPr>
-            <w:r>
-              <w:rPr>
-                <w:b/>
-              </w:rPr>
-              <w:t xml:space="preserve">Personajes: </w:t>
-            </w:r>
-            <w:r>
-              <w:rPr>
-                <w:bCs/>
-              </w:rPr>
-              <w:t>hombre, mujer.</w:t>
             </w:r>
           </w:p>
         </w:tc>
@@ -6260,7 +6234,21 @@
           <w:lang w:eastAsia="es-CO"/>
         </w:rPr>
         <w:lastRenderedPageBreak/>
-        <w:t>para interpretar las emociones en los entornos sociales y laborales logran interactuar de manera más efectiva y contribuir a la construcción de ambientes de trabajo más colaborativos (Robbins y Judge, 2017).</w:t>
+        <w:t xml:space="preserve">para interpretar las emociones en los entornos sociales y laborales logran interactuar de manera más efectiva y contribuir a la construcción de ambientes de trabajo más colaborativos (Robbins y </w:t>
+      </w:r>
+      <w:proofErr w:type="spellStart"/>
+      <w:r>
+        <w:rPr>
+          <w:lang w:eastAsia="es-CO"/>
+        </w:rPr>
+        <w:t>Judge</w:t>
+      </w:r>
+      <w:proofErr w:type="spellEnd"/>
+      <w:r>
+        <w:rPr>
+          <w:lang w:eastAsia="es-CO"/>
+        </w:rPr>
+        <w:t>, 2017).</w:t>
       </w:r>
     </w:p>
     <w:p>
@@ -6306,11 +6294,11 @@
       <w:pPr>
         <w:pStyle w:val="Ttulo2"/>
       </w:pPr>
-      <w:bookmarkStart w:id="12" w:name="_Toc225764863"/>
+      <w:bookmarkStart w:id="13" w:name="_Toc229578440"/>
       <w:r>
         <w:t>Estrategias para la gestión emocional</w:t>
       </w:r>
-      <w:bookmarkEnd w:id="12"/>
+      <w:bookmarkEnd w:id="13"/>
     </w:p>
     <w:p>
       <w:pPr>
@@ -6490,11 +6478,11 @@
       <w:pPr>
         <w:pStyle w:val="Ttulo2"/>
       </w:pPr>
-      <w:bookmarkStart w:id="13" w:name="_Toc225764864"/>
+      <w:bookmarkStart w:id="14" w:name="_Toc229578441"/>
       <w:r>
         <w:t>Impacto de las emociones en la convivencia y en el desempeño laboral</w:t>
       </w:r>
-      <w:bookmarkEnd w:id="13"/>
+      <w:bookmarkEnd w:id="14"/>
     </w:p>
     <w:p>
       <w:pPr>
@@ -7019,12 +7007,12 @@
       <w:pPr>
         <w:pStyle w:val="Ttulo1"/>
       </w:pPr>
-      <w:bookmarkStart w:id="14" w:name="_Toc225764865"/>
+      <w:bookmarkStart w:id="15" w:name="_Toc229578442"/>
       <w:r>
         <w:lastRenderedPageBreak/>
         <w:t>Comunicación humana y actos lingüísticos</w:t>
       </w:r>
-      <w:bookmarkEnd w:id="14"/>
+      <w:bookmarkEnd w:id="15"/>
     </w:p>
     <w:p>
       <w:pPr>
@@ -7475,18 +7463,20 @@
           <w:lang w:eastAsia="es-CO"/>
         </w:rPr>
       </w:pPr>
-      <w:bookmarkStart w:id="15" w:name="_Toc225764866"/>
-      <w:bookmarkEnd w:id="15"/>
+      <w:bookmarkStart w:id="16" w:name="_Toc225764866"/>
+      <w:bookmarkStart w:id="17" w:name="_Toc229578443"/>
+      <w:bookmarkEnd w:id="16"/>
+      <w:bookmarkEnd w:id="17"/>
     </w:p>
     <w:p>
       <w:pPr>
         <w:pStyle w:val="Ttulo2"/>
       </w:pPr>
-      <w:bookmarkStart w:id="16" w:name="_Toc225764867"/>
+      <w:bookmarkStart w:id="18" w:name="_Toc229578444"/>
       <w:r>
         <w:t>Concepto de comunicación interpersonal</w:t>
       </w:r>
-      <w:bookmarkEnd w:id="16"/>
+      <w:bookmarkEnd w:id="18"/>
     </w:p>
     <w:p>
       <w:pPr>
@@ -7692,11 +7682,14 @@
       <w:pPr>
         <w:pStyle w:val="Ttulo2"/>
       </w:pPr>
-      <w:bookmarkStart w:id="17" w:name="_Toc225764868"/>
-      <w:r>
-        <w:t>Tipos de comunicación: intra, inter y transpersonal</w:t>
-      </w:r>
-      <w:bookmarkEnd w:id="17"/>
+      <w:bookmarkStart w:id="19" w:name="_Toc229578445"/>
+      <w:r>
+        <w:t>Tipos de comunicación: intrapersonal, interpersonal y transpersonal</w:t>
+      </w:r>
+      <w:bookmarkEnd w:id="19"/>
+      <w:r>
+        <w:t xml:space="preserve"> </w:t>
+      </w:r>
     </w:p>
     <w:p>
       <w:pPr>
@@ -7768,11 +7761,11 @@
       <w:pPr>
         <w:pStyle w:val="Ttulo2"/>
       </w:pPr>
-      <w:bookmarkStart w:id="18" w:name="_Toc225764869"/>
+      <w:bookmarkStart w:id="20" w:name="_Toc229578446"/>
       <w:r>
         <w:t>Actos lingüísticos en la comunicación</w:t>
       </w:r>
-      <w:bookmarkEnd w:id="18"/>
+      <w:bookmarkEnd w:id="20"/>
     </w:p>
     <w:p>
       <w:pPr>
@@ -7844,11 +7837,11 @@
       <w:pPr>
         <w:pStyle w:val="Ttulo2"/>
       </w:pPr>
-      <w:bookmarkStart w:id="19" w:name="_Toc225764870"/>
+      <w:bookmarkStart w:id="21" w:name="_Toc229578447"/>
       <w:r>
         <w:t>Lenguaje verbal y lenguaje no verbal</w:t>
       </w:r>
-      <w:bookmarkEnd w:id="19"/>
+      <w:bookmarkEnd w:id="21"/>
     </w:p>
     <w:p>
       <w:pPr>
@@ -8230,12 +8223,12 @@
       <w:pPr>
         <w:pStyle w:val="Ttulo1"/>
       </w:pPr>
-      <w:bookmarkStart w:id="20" w:name="_Toc225764871"/>
+      <w:bookmarkStart w:id="22" w:name="_Toc229578448"/>
       <w:r>
         <w:lastRenderedPageBreak/>
         <w:t>Comunicación asertiva</w:t>
       </w:r>
-      <w:bookmarkEnd w:id="20"/>
+      <w:bookmarkEnd w:id="22"/>
     </w:p>
     <w:p>
       <w:pPr>
@@ -8287,7 +8280,19 @@
           <w:lang w:eastAsia="es-CO"/>
         </w:rPr>
         <w:lastRenderedPageBreak/>
-        <w:t>Para fortalecer la comunicación asertiva, en la tabla 5 se puede reconocer algunos comportamientos y actitudes que facilitan la expresión clara de ideas y sentimientos, así como el respeto por las opiniones de los demás. La comunicación asertiva no solo implica decir lo que se piensa, sino hacerlo de una manera adecuada, considerando el contexto y las personas con quienes se interactúa. En la siguiente tabla se presentan algunas características de la comunicación asertiva y su importancia en las relaciones interpersonales.</w:t>
+        <w:t>Para fortalecer la comunicación asertiva, en la tabla 5 se p</w:t>
+      </w:r>
+      <w:r>
+        <w:rPr>
+          <w:lang w:eastAsia="es-CO"/>
+        </w:rPr>
+        <w:t xml:space="preserve">resenta </w:t>
+      </w:r>
+      <w:r>
+        <w:rPr>
+          <w:lang w:eastAsia="es-CO"/>
+        </w:rPr>
+        <w:t>algunos comportamientos y actitudes que facilitan la expresión clara de ideas y sentimientos, así como el respeto por las opiniones de los demás. La comunicación asertiva no solo implica decir lo que se piensa, sino hacerlo de una manera adecuada, considerando el contexto y las personas con quienes se interactúa. En la siguiente tabla se presentan algunas características de la comunicación asertiva y su importancia en las relaciones interpersonales.</w:t>
       </w:r>
     </w:p>
     <w:p>
@@ -8635,26 +8640,28 @@
           <w:lang w:eastAsia="es-CO"/>
         </w:rPr>
       </w:pPr>
-      <w:bookmarkStart w:id="21" w:name="_Toc194939514"/>
-      <w:bookmarkStart w:id="22" w:name="_Toc195024899"/>
-      <w:bookmarkStart w:id="23" w:name="_Toc196197784"/>
-      <w:bookmarkStart w:id="24" w:name="_Toc196295049"/>
-      <w:bookmarkStart w:id="25" w:name="_Toc225764872"/>
-      <w:bookmarkEnd w:id="21"/>
-      <w:bookmarkEnd w:id="22"/>
+      <w:bookmarkStart w:id="23" w:name="_Toc194939514"/>
+      <w:bookmarkStart w:id="24" w:name="_Toc195024899"/>
+      <w:bookmarkStart w:id="25" w:name="_Toc196197784"/>
+      <w:bookmarkStart w:id="26" w:name="_Toc196295049"/>
+      <w:bookmarkStart w:id="27" w:name="_Toc225764872"/>
+      <w:bookmarkStart w:id="28" w:name="_Toc229578449"/>
       <w:bookmarkEnd w:id="23"/>
       <w:bookmarkEnd w:id="24"/>
       <w:bookmarkEnd w:id="25"/>
+      <w:bookmarkEnd w:id="26"/>
+      <w:bookmarkEnd w:id="27"/>
+      <w:bookmarkEnd w:id="28"/>
     </w:p>
     <w:p>
       <w:pPr>
         <w:pStyle w:val="Ttulo2"/>
       </w:pPr>
-      <w:bookmarkStart w:id="26" w:name="_Toc225764873"/>
+      <w:bookmarkStart w:id="29" w:name="_Toc229578450"/>
       <w:r>
         <w:t>Concepto de comunicación asertiva</w:t>
       </w:r>
-      <w:bookmarkEnd w:id="26"/>
+      <w:bookmarkEnd w:id="29"/>
     </w:p>
     <w:p>
       <w:pPr>
@@ -8944,11 +8951,11 @@
       <w:pPr>
         <w:pStyle w:val="Ttulo2"/>
       </w:pPr>
-      <w:bookmarkStart w:id="27" w:name="_Toc225764874"/>
+      <w:bookmarkStart w:id="30" w:name="_Toc229578451"/>
       <w:r>
         <w:t>Características de la comunicación asertiva</w:t>
       </w:r>
-      <w:bookmarkEnd w:id="27"/>
+      <w:bookmarkEnd w:id="30"/>
     </w:p>
     <w:p>
       <w:pPr>
@@ -9107,11 +9114,11 @@
       <w:pPr>
         <w:pStyle w:val="Ttulo2"/>
       </w:pPr>
-      <w:bookmarkStart w:id="28" w:name="_Toc225764875"/>
+      <w:bookmarkStart w:id="31" w:name="_Toc229578452"/>
       <w:r>
         <w:t>Barreras de la comunicación</w:t>
       </w:r>
-      <w:bookmarkEnd w:id="28"/>
+      <w:bookmarkEnd w:id="31"/>
     </w:p>
     <w:p>
       <w:pPr>
@@ -9177,11 +9184,11 @@
       <w:pPr>
         <w:pStyle w:val="Ttulo2"/>
       </w:pPr>
-      <w:bookmarkStart w:id="29" w:name="_Toc225764876"/>
+      <w:bookmarkStart w:id="32" w:name="_Toc229578453"/>
       <w:r>
         <w:t>Estrategias para mejorar la comunicación interpersonal</w:t>
       </w:r>
-      <w:bookmarkEnd w:id="29"/>
+      <w:bookmarkEnd w:id="32"/>
     </w:p>
     <w:p>
       <w:pPr>
@@ -9471,12 +9478,12 @@
       <w:pPr>
         <w:pStyle w:val="Ttulo1"/>
       </w:pPr>
-      <w:bookmarkStart w:id="30" w:name="_Toc225764877"/>
+      <w:bookmarkStart w:id="33" w:name="_Toc229578454"/>
       <w:r>
         <w:lastRenderedPageBreak/>
         <w:t>Relaciones interpersonales y convivencia</w:t>
       </w:r>
-      <w:bookmarkEnd w:id="30"/>
+      <w:bookmarkEnd w:id="33"/>
     </w:p>
     <w:p>
       <w:pPr>
@@ -9876,18 +9883,20 @@
           <w:lang w:eastAsia="es-CO"/>
         </w:rPr>
       </w:pPr>
-      <w:bookmarkStart w:id="31" w:name="_Toc225764878"/>
-      <w:bookmarkEnd w:id="31"/>
+      <w:bookmarkStart w:id="34" w:name="_Toc225764878"/>
+      <w:bookmarkStart w:id="35" w:name="_Toc229578455"/>
+      <w:bookmarkEnd w:id="34"/>
+      <w:bookmarkEnd w:id="35"/>
     </w:p>
     <w:p>
       <w:pPr>
         <w:pStyle w:val="Ttulo2"/>
       </w:pPr>
-      <w:bookmarkStart w:id="32" w:name="_Toc225764879"/>
+      <w:bookmarkStart w:id="36" w:name="_Toc229578456"/>
       <w:r>
         <w:t>Importancia de las relaciones interpersonales</w:t>
       </w:r>
-      <w:bookmarkEnd w:id="32"/>
+      <w:bookmarkEnd w:id="36"/>
     </w:p>
     <w:p>
       <w:pPr>
@@ -10130,11 +10139,11 @@
       <w:pPr>
         <w:pStyle w:val="Ttulo2"/>
       </w:pPr>
-      <w:bookmarkStart w:id="33" w:name="_Toc225764880"/>
+      <w:bookmarkStart w:id="37" w:name="_Toc229578457"/>
       <w:r>
         <w:t>Empatía y respeto en la interacción social</w:t>
       </w:r>
-      <w:bookmarkEnd w:id="33"/>
+      <w:bookmarkEnd w:id="37"/>
     </w:p>
     <w:p>
       <w:pPr>
@@ -10350,12 +10359,12 @@
       <w:pPr>
         <w:pStyle w:val="Ttulo2"/>
       </w:pPr>
-      <w:bookmarkStart w:id="34" w:name="_Toc225764881"/>
+      <w:bookmarkStart w:id="38" w:name="_Toc229578458"/>
       <w:r>
         <w:lastRenderedPageBreak/>
         <w:t>Resolución de conflictos en contextos cotidianos</w:t>
       </w:r>
-      <w:bookmarkEnd w:id="34"/>
+      <w:bookmarkEnd w:id="38"/>
     </w:p>
     <w:p>
       <w:pPr>
@@ -10617,11 +10626,11 @@
       <w:pPr>
         <w:pStyle w:val="Ttulo2"/>
       </w:pPr>
-      <w:bookmarkStart w:id="35" w:name="_Toc225764882"/>
+      <w:bookmarkStart w:id="39" w:name="_Toc229578459"/>
       <w:r>
         <w:t>Convivencia y trabajo colaborativo</w:t>
       </w:r>
-      <w:bookmarkEnd w:id="35"/>
+      <w:bookmarkEnd w:id="39"/>
     </w:p>
     <w:p>
       <w:pPr>
@@ -10919,12 +10928,12 @@
       <w:pPr>
         <w:pStyle w:val="Titulosgenerales"/>
       </w:pPr>
-      <w:bookmarkStart w:id="36" w:name="_Toc225764883"/>
+      <w:bookmarkStart w:id="40" w:name="_Toc229578460"/>
       <w:r>
         <w:lastRenderedPageBreak/>
         <w:t>Síntesis</w:t>
       </w:r>
-      <w:bookmarkEnd w:id="36"/>
+      <w:bookmarkEnd w:id="40"/>
     </w:p>
     <w:p>
       <w:pPr>
@@ -11001,14 +11010,14 @@
       <w:pPr>
         <w:pStyle w:val="Titulosgenerales"/>
       </w:pPr>
-      <w:bookmarkStart w:id="37" w:name="_Toc176443725"/>
-      <w:bookmarkStart w:id="38" w:name="_Toc225764884"/>
+      <w:bookmarkStart w:id="41" w:name="_Toc176443725"/>
+      <w:bookmarkStart w:id="42" w:name="_Toc229578461"/>
       <w:r>
         <w:lastRenderedPageBreak/>
         <w:t>Glosario</w:t>
       </w:r>
-      <w:bookmarkEnd w:id="37"/>
-      <w:bookmarkEnd w:id="38"/>
+      <w:bookmarkEnd w:id="41"/>
+      <w:bookmarkEnd w:id="42"/>
     </w:p>
     <w:p>
       <w:pPr>
@@ -11286,14 +11295,14 @@
       <w:pPr>
         <w:pStyle w:val="Titulosgenerales"/>
       </w:pPr>
-      <w:bookmarkStart w:id="39" w:name="_Toc176443726"/>
-      <w:bookmarkStart w:id="40" w:name="_Toc225764885"/>
+      <w:bookmarkStart w:id="43" w:name="_Toc176443726"/>
+      <w:bookmarkStart w:id="44" w:name="_Toc229578462"/>
       <w:r>
         <w:lastRenderedPageBreak/>
         <w:t>Referencias bibliográficas</w:t>
       </w:r>
-      <w:bookmarkEnd w:id="39"/>
-      <w:bookmarkEnd w:id="40"/>
+      <w:bookmarkEnd w:id="43"/>
+      <w:bookmarkEnd w:id="44"/>
     </w:p>
     <w:p>
       <w:pPr>
@@ -11331,20 +11340,188 @@
         <w:rPr>
           <w:lang w:eastAsia="es-CO"/>
         </w:rPr>
-        <w:t>Boyatzis, R., &amp; McKee, A. (2005). Resonant leadership: Renewing yourself and connecting with others through mindfulness, hope, and compassion. Harvard Business School Press.</w:t>
-      </w:r>
-    </w:p>
-    <w:p>
-      <w:pPr>
-        <w:rPr>
-          <w:lang w:eastAsia="es-CO"/>
-        </w:rPr>
-      </w:pPr>
-      <w:r>
-        <w:rPr>
-          <w:lang w:eastAsia="es-CO"/>
-        </w:rPr>
-        <w:t>Carnegie, D. (2010). Cómo ganar amigos e influir sobre las personas. Edhasa.</w:t>
+        <w:t xml:space="preserve">Boyatzis, R., &amp; McKee, A. (2005). </w:t>
+      </w:r>
+      <w:proofErr w:type="spellStart"/>
+      <w:r>
+        <w:rPr>
+          <w:lang w:eastAsia="es-CO"/>
+        </w:rPr>
+        <w:t>Resonant</w:t>
+      </w:r>
+      <w:proofErr w:type="spellEnd"/>
+      <w:r>
+        <w:rPr>
+          <w:lang w:eastAsia="es-CO"/>
+        </w:rPr>
+        <w:t xml:space="preserve"> </w:t>
+      </w:r>
+      <w:proofErr w:type="spellStart"/>
+      <w:r>
+        <w:rPr>
+          <w:lang w:eastAsia="es-CO"/>
+        </w:rPr>
+        <w:t>leadership</w:t>
+      </w:r>
+      <w:proofErr w:type="spellEnd"/>
+      <w:r>
+        <w:rPr>
+          <w:lang w:eastAsia="es-CO"/>
+        </w:rPr>
+        <w:t xml:space="preserve">: </w:t>
+      </w:r>
+      <w:proofErr w:type="spellStart"/>
+      <w:r>
+        <w:rPr>
+          <w:lang w:eastAsia="es-CO"/>
+        </w:rPr>
+        <w:t>Renewing</w:t>
+      </w:r>
+      <w:proofErr w:type="spellEnd"/>
+      <w:r>
+        <w:rPr>
+          <w:lang w:eastAsia="es-CO"/>
+        </w:rPr>
+        <w:t xml:space="preserve"> </w:t>
+      </w:r>
+      <w:proofErr w:type="spellStart"/>
+      <w:r>
+        <w:rPr>
+          <w:lang w:eastAsia="es-CO"/>
+        </w:rPr>
+        <w:t>yourself</w:t>
+      </w:r>
+      <w:proofErr w:type="spellEnd"/>
+      <w:r>
+        <w:rPr>
+          <w:lang w:eastAsia="es-CO"/>
+        </w:rPr>
+        <w:t xml:space="preserve"> and </w:t>
+      </w:r>
+      <w:proofErr w:type="spellStart"/>
+      <w:r>
+        <w:rPr>
+          <w:lang w:eastAsia="es-CO"/>
+        </w:rPr>
+        <w:t>connecting</w:t>
+      </w:r>
+      <w:proofErr w:type="spellEnd"/>
+      <w:r>
+        <w:rPr>
+          <w:lang w:eastAsia="es-CO"/>
+        </w:rPr>
+        <w:t xml:space="preserve"> </w:t>
+      </w:r>
+      <w:proofErr w:type="spellStart"/>
+      <w:r>
+        <w:rPr>
+          <w:lang w:eastAsia="es-CO"/>
+        </w:rPr>
+        <w:t>with</w:t>
+      </w:r>
+      <w:proofErr w:type="spellEnd"/>
+      <w:r>
+        <w:rPr>
+          <w:lang w:eastAsia="es-CO"/>
+        </w:rPr>
+        <w:t xml:space="preserve"> </w:t>
+      </w:r>
+      <w:proofErr w:type="spellStart"/>
+      <w:r>
+        <w:rPr>
+          <w:lang w:eastAsia="es-CO"/>
+        </w:rPr>
+        <w:t>others</w:t>
+      </w:r>
+      <w:proofErr w:type="spellEnd"/>
+      <w:r>
+        <w:rPr>
+          <w:lang w:eastAsia="es-CO"/>
+        </w:rPr>
+        <w:t xml:space="preserve"> </w:t>
+      </w:r>
+      <w:proofErr w:type="spellStart"/>
+      <w:r>
+        <w:rPr>
+          <w:lang w:eastAsia="es-CO"/>
+        </w:rPr>
+        <w:t>through</w:t>
+      </w:r>
+      <w:proofErr w:type="spellEnd"/>
+      <w:r>
+        <w:rPr>
+          <w:lang w:eastAsia="es-CO"/>
+        </w:rPr>
+        <w:t xml:space="preserve"> mindfulness, hope, and </w:t>
+      </w:r>
+      <w:proofErr w:type="spellStart"/>
+      <w:r>
+        <w:rPr>
+          <w:lang w:eastAsia="es-CO"/>
+        </w:rPr>
+        <w:t>compassion</w:t>
+      </w:r>
+      <w:proofErr w:type="spellEnd"/>
+      <w:r>
+        <w:rPr>
+          <w:lang w:eastAsia="es-CO"/>
+        </w:rPr>
+        <w:t xml:space="preserve">. Harvard Business </w:t>
+      </w:r>
+      <w:proofErr w:type="spellStart"/>
+      <w:r>
+        <w:rPr>
+          <w:lang w:eastAsia="es-CO"/>
+        </w:rPr>
+        <w:t>School</w:t>
+      </w:r>
+      <w:proofErr w:type="spellEnd"/>
+      <w:r>
+        <w:rPr>
+          <w:lang w:eastAsia="es-CO"/>
+        </w:rPr>
+        <w:t xml:space="preserve"> </w:t>
+      </w:r>
+      <w:proofErr w:type="spellStart"/>
+      <w:r>
+        <w:rPr>
+          <w:lang w:eastAsia="es-CO"/>
+        </w:rPr>
+        <w:t>Press</w:t>
+      </w:r>
+      <w:proofErr w:type="spellEnd"/>
+      <w:r>
+        <w:rPr>
+          <w:lang w:eastAsia="es-CO"/>
+        </w:rPr>
+        <w:t>.</w:t>
+      </w:r>
+    </w:p>
+    <w:p>
+      <w:pPr>
+        <w:rPr>
+          <w:lang w:eastAsia="es-CO"/>
+        </w:rPr>
+      </w:pPr>
+      <w:r>
+        <w:rPr>
+          <w:lang w:eastAsia="es-CO"/>
+        </w:rPr>
+        <w:t xml:space="preserve">Carnegie, D. (2010). Cómo ganar amigos e influir sobre las personas. </w:t>
+      </w:r>
+      <w:proofErr w:type="spellStart"/>
+      <w:r>
+        <w:rPr>
+          <w:lang w:eastAsia="es-CO"/>
+        </w:rPr>
+        <w:t>Edhasa</w:t>
+      </w:r>
+      <w:proofErr w:type="spellEnd"/>
+      <w:r>
+        <w:rPr>
+          <w:lang w:eastAsia="es-CO"/>
+        </w:rPr>
+        <w:t>.</w:t>
       </w:r>
     </w:p>
     <w:p>
@@ -11409,7 +11586,21 @@
         <w:rPr>
           <w:lang w:eastAsia="es-CO"/>
         </w:rPr>
-        <w:t>Robbins, S., &amp; Judge, T. (2017). Comportamiento organizacional. Pearson Educación.</w:t>
+        <w:t xml:space="preserve">Robbins, S., &amp; </w:t>
+      </w:r>
+      <w:proofErr w:type="spellStart"/>
+      <w:r>
+        <w:rPr>
+          <w:lang w:eastAsia="es-CO"/>
+        </w:rPr>
+        <w:t>Judge</w:t>
+      </w:r>
+      <w:proofErr w:type="spellEnd"/>
+      <w:r>
+        <w:rPr>
+          <w:lang w:eastAsia="es-CO"/>
+        </w:rPr>
+        <w:t>, T. (2017). Comportamiento organizacional. Pearson Educación.</w:t>
       </w:r>
     </w:p>
     <w:p>
@@ -11435,7 +11626,77 @@
         <w:rPr>
           <w:lang w:eastAsia="es-CO"/>
         </w:rPr>
-        <w:t>Salovey, P., &amp; Mayer, J. D. (1990). Emotional intelligence. Imagination, Cognition and Personality, 9(3), 185–211.</w:t>
+        <w:t xml:space="preserve">Salovey, P., &amp; Mayer, J. D. (1990). </w:t>
+      </w:r>
+      <w:proofErr w:type="spellStart"/>
+      <w:r>
+        <w:rPr>
+          <w:lang w:eastAsia="es-CO"/>
+        </w:rPr>
+        <w:t>Emotional</w:t>
+      </w:r>
+      <w:proofErr w:type="spellEnd"/>
+      <w:r>
+        <w:rPr>
+          <w:lang w:eastAsia="es-CO"/>
+        </w:rPr>
+        <w:t xml:space="preserve"> </w:t>
+      </w:r>
+      <w:proofErr w:type="spellStart"/>
+      <w:r>
+        <w:rPr>
+          <w:lang w:eastAsia="es-CO"/>
+        </w:rPr>
+        <w:t>intelligence</w:t>
+      </w:r>
+      <w:proofErr w:type="spellEnd"/>
+      <w:r>
+        <w:rPr>
+          <w:lang w:eastAsia="es-CO"/>
+        </w:rPr>
+        <w:t xml:space="preserve">. </w:t>
+      </w:r>
+      <w:proofErr w:type="spellStart"/>
+      <w:r>
+        <w:rPr>
+          <w:lang w:eastAsia="es-CO"/>
+        </w:rPr>
+        <w:t>Imagination</w:t>
+      </w:r>
+      <w:proofErr w:type="spellEnd"/>
+      <w:r>
+        <w:rPr>
+          <w:lang w:eastAsia="es-CO"/>
+        </w:rPr>
+        <w:t xml:space="preserve">, </w:t>
+      </w:r>
+      <w:proofErr w:type="spellStart"/>
+      <w:r>
+        <w:rPr>
+          <w:lang w:eastAsia="es-CO"/>
+        </w:rPr>
+        <w:t>Cognition</w:t>
+      </w:r>
+      <w:proofErr w:type="spellEnd"/>
+      <w:r>
+        <w:rPr>
+          <w:lang w:eastAsia="es-CO"/>
+        </w:rPr>
+        <w:t xml:space="preserve"> and </w:t>
+      </w:r>
+      <w:proofErr w:type="spellStart"/>
+      <w:r>
+        <w:rPr>
+          <w:lang w:eastAsia="es-CO"/>
+        </w:rPr>
+        <w:t>Personality</w:t>
+      </w:r>
+      <w:proofErr w:type="spellEnd"/>
+      <w:r>
+        <w:rPr>
+          <w:lang w:eastAsia="es-CO"/>
+        </w:rPr>
+        <w:t>, 9(3), 185–211.</w:t>
       </w:r>
     </w:p>
     <w:p>
@@ -11510,14 +11771,14 @@
       <w:pPr>
         <w:pStyle w:val="Titulosgenerales"/>
       </w:pPr>
-      <w:bookmarkStart w:id="41" w:name="_Toc176443727"/>
-      <w:bookmarkStart w:id="42" w:name="_Toc225764886"/>
+      <w:bookmarkStart w:id="45" w:name="_Toc176443727"/>
+      <w:bookmarkStart w:id="46" w:name="_Toc229578463"/>
       <w:r>
         <w:lastRenderedPageBreak/>
         <w:t>Créditos</w:t>
       </w:r>
-      <w:bookmarkEnd w:id="41"/>
-      <w:bookmarkEnd w:id="42"/>
+      <w:bookmarkEnd w:id="45"/>
+      <w:bookmarkEnd w:id="46"/>
     </w:p>
     <w:tbl>
       <w:tblPr>
@@ -11553,7 +11814,7 @@
                 <w:lang w:val="es-419" w:eastAsia="es-CO"/>
               </w:rPr>
             </w:pPr>
-            <w:bookmarkStart w:id="43" w:name="_Hlk154833079"/>
+            <w:bookmarkStart w:id="47" w:name="_Hlk154833079"/>
             <w:r>
               <w:rPr>
                 <w:kern w:val="0"/>
@@ -11715,7 +11976,25 @@
                 <w:sz w:val="24"/>
                 <w:lang w:eastAsia="es-CO"/>
               </w:rPr>
-              <w:t>Diana Rocío Possos Beltrán</w:t>
+              <w:t xml:space="preserve">Diana Rocío </w:t>
+            </w:r>
+            <w:proofErr w:type="spellStart"/>
+            <w:r>
+              <w:rPr>
+                <w:kern w:val="0"/>
+                <w:sz w:val="24"/>
+                <w:lang w:eastAsia="es-CO"/>
+              </w:rPr>
+              <w:t>Possos</w:t>
+            </w:r>
+            <w:proofErr w:type="spellEnd"/>
+            <w:r>
+              <w:rPr>
+                <w:kern w:val="0"/>
+                <w:sz w:val="24"/>
+                <w:lang w:eastAsia="es-CO"/>
+              </w:rPr>
+              <w:t xml:space="preserve"> Beltrán</w:t>
             </w:r>
           </w:p>
         </w:tc>
@@ -11894,7 +12173,25 @@
                 <w:sz w:val="24"/>
                 <w:lang w:eastAsia="es-CO"/>
               </w:rPr>
-              <w:t>Gloria Lida Alzate Suárez</w:t>
+              <w:t xml:space="preserve">Gloria Lida </w:t>
+            </w:r>
+            <w:proofErr w:type="spellStart"/>
+            <w:r>
+              <w:rPr>
+                <w:kern w:val="0"/>
+                <w:sz w:val="24"/>
+                <w:lang w:eastAsia="es-CO"/>
+              </w:rPr>
+              <w:t>Alzate</w:t>
+            </w:r>
+            <w:proofErr w:type="spellEnd"/>
+            <w:r>
+              <w:rPr>
+                <w:kern w:val="0"/>
+                <w:sz w:val="24"/>
+                <w:lang w:eastAsia="es-CO"/>
+              </w:rPr>
+              <w:t xml:space="preserve"> Suárez</w:t>
             </w:r>
           </w:p>
         </w:tc>
@@ -12045,6 +12342,7 @@
                 <w:lang w:eastAsia="es-CO"/>
               </w:rPr>
             </w:pPr>
+            <w:proofErr w:type="spellStart"/>
             <w:r>
               <w:rPr>
                 <w:rFonts w:cs="Calibri"/>
@@ -12052,7 +12350,17 @@
                 <w:sz w:val="24"/>
                 <w:lang w:eastAsia="es-CO"/>
               </w:rPr>
-              <w:t>Jose Yobani Penagos Mora</w:t>
+              <w:t>Jose</w:t>
+            </w:r>
+            <w:proofErr w:type="spellEnd"/>
+            <w:r>
+              <w:rPr>
+                <w:rFonts w:cs="Calibri"/>
+                <w:kern w:val="0"/>
+                <w:sz w:val="24"/>
+                <w:lang w:eastAsia="es-CO"/>
+              </w:rPr>
+              <w:t xml:space="preserve"> Yobani Penagos Mora</w:t>
             </w:r>
           </w:p>
         </w:tc>
@@ -12130,7 +12438,25 @@
                 <w:sz w:val="24"/>
                 <w:lang w:eastAsia="es-CO"/>
               </w:rPr>
-              <w:t>Manuel Felipe Echavarria Orozco</w:t>
+              <w:t xml:space="preserve">Manuel Felipe </w:t>
+            </w:r>
+            <w:proofErr w:type="spellStart"/>
+            <w:r>
+              <w:rPr>
+                <w:kern w:val="0"/>
+                <w:sz w:val="24"/>
+                <w:lang w:eastAsia="es-CO"/>
+              </w:rPr>
+              <w:t>Echavarria</w:t>
+            </w:r>
+            <w:proofErr w:type="spellEnd"/>
+            <w:r>
+              <w:rPr>
+                <w:kern w:val="0"/>
+                <w:sz w:val="24"/>
+                <w:lang w:eastAsia="es-CO"/>
+              </w:rPr>
+              <w:t xml:space="preserve"> Orozco</w:t>
             </w:r>
           </w:p>
         </w:tc>
@@ -12225,8 +12551,18 @@
                 <w:sz w:val="24"/>
                 <w:lang w:eastAsia="es-CO"/>
               </w:rPr>
-              <w:t>Gilberto Junior Rodríguez Rodríguez</w:t>
+              <w:t xml:space="preserve">Gilberto Junior Rodríguez </w:t>
             </w:r>
+            <w:proofErr w:type="spellStart"/>
+            <w:r>
+              <w:rPr>
+                <w:kern w:val="0"/>
+                <w:sz w:val="24"/>
+                <w:lang w:eastAsia="es-CO"/>
+              </w:rPr>
+              <w:t>Rodríguez</w:t>
+            </w:r>
+            <w:proofErr w:type="spellEnd"/>
           </w:p>
         </w:tc>
         <w:tc>
@@ -12433,7 +12769,7 @@
           </w:p>
         </w:tc>
       </w:tr>
-      <w:bookmarkEnd w:id="43"/>
+      <w:bookmarkEnd w:id="47"/>
     </w:tbl>
     <w:p>
       <w:pPr>
@@ -12467,7 +12803,7 @@
 </file>
 
 <file path=word/endnotes.xml><?xml version="1.0" encoding="utf-8"?>
-<w:endnotes xmlns:wpc="http://schemas.microsoft.com/office/word/2010/wordprocessingCanvas" xmlns:cx="http://schemas.microsoft.com/office/drawing/2014/chartex" xmlns:cx1="http://schemas.microsoft.com/office/drawing/2015/9/8/chartex" xmlns:cx2="http://schemas.microsoft.com/office/drawing/2015/10/21/chartex" xmlns:cx3="http://schemas.microsoft.com/office/drawing/2016/5/9/chartex" xmlns:cx4="http://schemas.microsoft.com/office/drawing/2016/5/10/chartex" xmlns:cx5="http://schemas.microsoft.com/office/drawing/2016/5/11/chartex" xmlns:cx6="http://schemas.microsoft.com/office/drawing/2016/5/12/chartex" xmlns:cx7="http://schemas.microsoft.com/office/drawing/2016/5/13/chartex" xmlns:cx8="http://schemas.microsoft.com/office/drawing/2016/5/14/chartex" xmlns:mc="http://schemas.openxmlformats.org/markup-compatibility/2006" xmlns:aink="http://schemas.microsoft.com/office/drawing/2016/ink" xmlns:am3d="http://schemas.microsoft.com/office/drawing/2017/model3d" xmlns:o="urn:schemas-microsoft-com:office:office" xmlns:r="http://schemas.openxmlformats.org/officeDocument/2006/relationships" xmlns:m="http://schemas.openxmlformats.org/officeDocument/2006/math" xmlns:v="urn:schemas-microsoft-com:vml" xmlns:wp14="http://schemas.microsoft.com/office/word/2010/wordprocessingDrawing" xmlns:wp="http://schemas.openxmlformats.org/drawingml/2006/wordprocessingDrawing" xmlns:w10="urn:schemas-microsoft-com:office:word" xmlns:w="http://schemas.openxmlformats.org/wordprocessingml/2006/main" xmlns:w14="http://schemas.microsoft.com/office/word/2010/wordml" xmlns:w15="http://schemas.microsoft.com/office/word/2012/wordml" xmlns:w16cex="http://schemas.microsoft.com/office/word/2018/wordml/cex" xmlns:w16cid="http://schemas.microsoft.com/office/word/2016/wordml/cid" xmlns:w16="http://schemas.microsoft.com/office/word/2018/wordml" xmlns:w16sdtdh="http://schemas.microsoft.com/office/word/2020/wordml/sdtdatahash" xmlns:w16se="http://schemas.microsoft.com/office/word/2015/wordml/symex" xmlns:wpg="http://schemas.microsoft.com/office/word/2010/wordprocessingGroup" xmlns:wpi="http://schemas.microsoft.com/office/word/2010/wordprocessingInk" xmlns:wne="http://schemas.microsoft.com/office/word/2006/wordml" xmlns:wps="http://schemas.microsoft.com/office/word/2010/wordprocessingShape" mc:Ignorable="w14 w15 w16se w16cid w16 w16cex w16sdtdh wp14">
+<w:endnotes xmlns:wpc="http://schemas.microsoft.com/office/word/2010/wordprocessingCanvas" xmlns:cx="http://schemas.microsoft.com/office/drawing/2014/chartex" xmlns:cx1="http://schemas.microsoft.com/office/drawing/2015/9/8/chartex" xmlns:cx2="http://schemas.microsoft.com/office/drawing/2015/10/21/chartex" xmlns:cx3="http://schemas.microsoft.com/office/drawing/2016/5/9/chartex" xmlns:cx4="http://schemas.microsoft.com/office/drawing/2016/5/10/chartex" xmlns:cx5="http://schemas.microsoft.com/office/drawing/2016/5/11/chartex" xmlns:cx6="http://schemas.microsoft.com/office/drawing/2016/5/12/chartex" xmlns:cx7="http://schemas.microsoft.com/office/drawing/2016/5/13/chartex" xmlns:cx8="http://schemas.microsoft.com/office/drawing/2016/5/14/chartex" xmlns:mc="http://schemas.openxmlformats.org/markup-compatibility/2006" xmlns:aink="http://schemas.microsoft.com/office/drawing/2016/ink" xmlns:am3d="http://schemas.microsoft.com/office/drawing/2017/model3d" xmlns:o="urn:schemas-microsoft-com:office:office" xmlns:r="http://schemas.openxmlformats.org/officeDocument/2006/relationships" xmlns:m="http://schemas.openxmlformats.org/officeDocument/2006/math" xmlns:v="urn:schemas-microsoft-com:vml" xmlns:wp14="http://schemas.microsoft.com/office/word/2010/wordprocessingDrawing" xmlns:wp="http://schemas.openxmlformats.org/drawingml/2006/wordprocessingDrawing" xmlns:w10="urn:schemas-microsoft-com:office:word" xmlns:w="http://schemas.openxmlformats.org/wordprocessingml/2006/main" xmlns:w14="http://schemas.microsoft.com/office/word/2010/wordml" xmlns:w15="http://schemas.microsoft.com/office/word/2012/wordml" xmlns:w16cex="http://schemas.microsoft.com/office/word/2018/wordml/cex" xmlns:w16cid="http://schemas.microsoft.com/office/word/2016/wordml/cid" xmlns:w16="http://schemas.microsoft.com/office/word/2018/wordml" xmlns:w16se="http://schemas.microsoft.com/office/word/2015/wordml/symex" xmlns:wpg="http://schemas.microsoft.com/office/word/2010/wordprocessingGroup" xmlns:wpi="http://schemas.microsoft.com/office/word/2010/wordprocessingInk" xmlns:wne="http://schemas.microsoft.com/office/word/2006/wordml" xmlns:wps="http://schemas.microsoft.com/office/word/2010/wordprocessingShape" mc:Ignorable="w14 w15 w16se w16cid w16 w16cex wp14">
   <w:endnote w:type="separator" w:id="-1">
     <w:p>
       <w:pPr>
@@ -12492,7 +12828,7 @@
 </file>
 
 <file path=word/footer1.xml><?xml version="1.0" encoding="utf-8"?>
-<w:ftr xmlns:wpc="http://schemas.microsoft.com/office/word/2010/wordprocessingCanvas" xmlns:cx="http://schemas.microsoft.com/office/drawing/2014/chartex" xmlns:cx1="http://schemas.microsoft.com/office/drawing/2015/9/8/chartex" xmlns:cx2="http://schemas.microsoft.com/office/drawing/2015/10/21/chartex" xmlns:cx3="http://schemas.microsoft.com/office/drawing/2016/5/9/chartex" xmlns:cx4="http://schemas.microsoft.com/office/drawing/2016/5/10/chartex" xmlns:cx5="http://schemas.microsoft.com/office/drawing/2016/5/11/chartex" xmlns:cx6="http://schemas.microsoft.com/office/drawing/2016/5/12/chartex" xmlns:cx7="http://schemas.microsoft.com/office/drawing/2016/5/13/chartex" xmlns:cx8="http://schemas.microsoft.com/office/drawing/2016/5/14/chartex" xmlns:mc="http://schemas.openxmlformats.org/markup-compatibility/2006" xmlns:aink="http://schemas.microsoft.com/office/drawing/2016/ink" xmlns:am3d="http://schemas.microsoft.com/office/drawing/2017/model3d" xmlns:o="urn:schemas-microsoft-com:office:office" xmlns:r="http://schemas.openxmlformats.org/officeDocument/2006/relationships" xmlns:m="http://schemas.openxmlformats.org/officeDocument/2006/math" xmlns:v="urn:schemas-microsoft-com:vml" xmlns:wp14="http://schemas.microsoft.com/office/word/2010/wordprocessingDrawing" xmlns:wp="http://schemas.openxmlformats.org/drawingml/2006/wordprocessingDrawing" xmlns:w10="urn:schemas-microsoft-com:office:word" xmlns:w="http://schemas.openxmlformats.org/wordprocessingml/2006/main" xmlns:w14="http://schemas.microsoft.com/office/word/2010/wordml" xmlns:w15="http://schemas.microsoft.com/office/word/2012/wordml" xmlns:w16cex="http://schemas.microsoft.com/office/word/2018/wordml/cex" xmlns:w16cid="http://schemas.microsoft.com/office/word/2016/wordml/cid" xmlns:w16="http://schemas.microsoft.com/office/word/2018/wordml" xmlns:w16sdtdh="http://schemas.microsoft.com/office/word/2020/wordml/sdtdatahash" xmlns:w16se="http://schemas.microsoft.com/office/word/2015/wordml/symex" xmlns:wpg="http://schemas.microsoft.com/office/word/2010/wordprocessingGroup" xmlns:wpi="http://schemas.microsoft.com/office/word/2010/wordprocessingInk" xmlns:wne="http://schemas.microsoft.com/office/word/2006/wordml" xmlns:wps="http://schemas.microsoft.com/office/word/2010/wordprocessingShape" mc:Ignorable="w14 w15 w16se w16cid w16 w16cex w16sdtdh wp14">
+<w:ftr xmlns:wpc="http://schemas.microsoft.com/office/word/2010/wordprocessingCanvas" xmlns:cx="http://schemas.microsoft.com/office/drawing/2014/chartex" xmlns:cx1="http://schemas.microsoft.com/office/drawing/2015/9/8/chartex" xmlns:cx2="http://schemas.microsoft.com/office/drawing/2015/10/21/chartex" xmlns:cx3="http://schemas.microsoft.com/office/drawing/2016/5/9/chartex" xmlns:cx4="http://schemas.microsoft.com/office/drawing/2016/5/10/chartex" xmlns:cx5="http://schemas.microsoft.com/office/drawing/2016/5/11/chartex" xmlns:cx6="http://schemas.microsoft.com/office/drawing/2016/5/12/chartex" xmlns:cx7="http://schemas.microsoft.com/office/drawing/2016/5/13/chartex" xmlns:cx8="http://schemas.microsoft.com/office/drawing/2016/5/14/chartex" xmlns:mc="http://schemas.openxmlformats.org/markup-compatibility/2006" xmlns:aink="http://schemas.microsoft.com/office/drawing/2016/ink" xmlns:am3d="http://schemas.microsoft.com/office/drawing/2017/model3d" xmlns:o="urn:schemas-microsoft-com:office:office" xmlns:r="http://schemas.openxmlformats.org/officeDocument/2006/relationships" xmlns:m="http://schemas.openxmlformats.org/officeDocument/2006/math" xmlns:v="urn:schemas-microsoft-com:vml" xmlns:wp14="http://schemas.microsoft.com/office/word/2010/wordprocessingDrawing" xmlns:wp="http://schemas.openxmlformats.org/drawingml/2006/wordprocessingDrawing" xmlns:w10="urn:schemas-microsoft-com:office:word" xmlns:w="http://schemas.openxmlformats.org/wordprocessingml/2006/main" xmlns:w14="http://schemas.microsoft.com/office/word/2010/wordml" xmlns:w15="http://schemas.microsoft.com/office/word/2012/wordml" xmlns:w16cex="http://schemas.microsoft.com/office/word/2018/wordml/cex" xmlns:w16cid="http://schemas.microsoft.com/office/word/2016/wordml/cid" xmlns:w16="http://schemas.microsoft.com/office/word/2018/wordml" xmlns:w16se="http://schemas.microsoft.com/office/word/2015/wordml/symex" xmlns:wpg="http://schemas.microsoft.com/office/word/2010/wordprocessingGroup" xmlns:wpi="http://schemas.microsoft.com/office/word/2010/wordprocessingInk" xmlns:wne="http://schemas.microsoft.com/office/word/2006/wordml" xmlns:wps="http://schemas.microsoft.com/office/word/2010/wordprocessingShape" mc:Ignorable="w14 w15 w16se w16cid w16 w16cex wp14">
   <w:p>
     <w:pPr>
       <w:pStyle w:val="Piedepgina"/>
@@ -12629,7 +12965,7 @@
 </file>
 
 <file path=word/footnotes.xml><?xml version="1.0" encoding="utf-8"?>
-<w:footnotes xmlns:wpc="http://schemas.microsoft.com/office/word/2010/wordprocessingCanvas" xmlns:cx="http://schemas.microsoft.com/office/drawing/2014/chartex" xmlns:cx1="http://schemas.microsoft.com/office/drawing/2015/9/8/chartex" xmlns:cx2="http://schemas.microsoft.com/office/drawing/2015/10/21/chartex" xmlns:cx3="http://schemas.microsoft.com/office/drawing/2016/5/9/chartex" xmlns:cx4="http://schemas.microsoft.com/office/drawing/2016/5/10/chartex" xmlns:cx5="http://schemas.microsoft.com/office/drawing/2016/5/11/chartex" xmlns:cx6="http://schemas.microsoft.com/office/drawing/2016/5/12/chartex" xmlns:cx7="http://schemas.microsoft.com/office/drawing/2016/5/13/chartex" xmlns:cx8="http://schemas.microsoft.com/office/drawing/2016/5/14/chartex" xmlns:mc="http://schemas.openxmlformats.org/markup-compatibility/2006" xmlns:aink="http://schemas.microsoft.com/office/drawing/2016/ink" xmlns:am3d="http://schemas.microsoft.com/office/drawing/2017/model3d" xmlns:o="urn:schemas-microsoft-com:office:office" xmlns:r="http://schemas.openxmlformats.org/officeDocument/2006/relationships" xmlns:m="http://schemas.openxmlformats.org/officeDocument/2006/math" xmlns:v="urn:schemas-microsoft-com:vml" xmlns:wp14="http://schemas.microsoft.com/office/word/2010/wordprocessingDrawing" xmlns:wp="http://schemas.openxmlformats.org/drawingml/2006/wordprocessingDrawing" xmlns:w10="urn:schemas-microsoft-com:office:word" xmlns:w="http://schemas.openxmlformats.org/wordprocessingml/2006/main" xmlns:w14="http://schemas.microsoft.com/office/word/2010/wordml" xmlns:w15="http://schemas.microsoft.com/office/word/2012/wordml" xmlns:w16cex="http://schemas.microsoft.com/office/word/2018/wordml/cex" xmlns:w16cid="http://schemas.microsoft.com/office/word/2016/wordml/cid" xmlns:w16="http://schemas.microsoft.com/office/word/2018/wordml" xmlns:w16sdtdh="http://schemas.microsoft.com/office/word/2020/wordml/sdtdatahash" xmlns:w16se="http://schemas.microsoft.com/office/word/2015/wordml/symex" xmlns:wpg="http://schemas.microsoft.com/office/word/2010/wordprocessingGroup" xmlns:wpi="http://schemas.microsoft.com/office/word/2010/wordprocessingInk" xmlns:wne="http://schemas.microsoft.com/office/word/2006/wordml" xmlns:wps="http://schemas.microsoft.com/office/word/2010/wordprocessingShape" mc:Ignorable="w14 w15 w16se w16cid w16 w16cex w16sdtdh wp14">
+<w:footnotes xmlns:wpc="http://schemas.microsoft.com/office/word/2010/wordprocessingCanvas" xmlns:cx="http://schemas.microsoft.com/office/drawing/2014/chartex" xmlns:cx1="http://schemas.microsoft.com/office/drawing/2015/9/8/chartex" xmlns:cx2="http://schemas.microsoft.com/office/drawing/2015/10/21/chartex" xmlns:cx3="http://schemas.microsoft.com/office/drawing/2016/5/9/chartex" xmlns:cx4="http://schemas.microsoft.com/office/drawing/2016/5/10/chartex" xmlns:cx5="http://schemas.microsoft.com/office/drawing/2016/5/11/chartex" xmlns:cx6="http://schemas.microsoft.com/office/drawing/2016/5/12/chartex" xmlns:cx7="http://schemas.microsoft.com/office/drawing/2016/5/13/chartex" xmlns:cx8="http://schemas.microsoft.com/office/drawing/2016/5/14/chartex" xmlns:mc="http://schemas.openxmlformats.org/markup-compatibility/2006" xmlns:aink="http://schemas.microsoft.com/office/drawing/2016/ink" xmlns:am3d="http://schemas.microsoft.com/office/drawing/2017/model3d" xmlns:o="urn:schemas-microsoft-com:office:office" xmlns:r="http://schemas.openxmlformats.org/officeDocument/2006/relationships" xmlns:m="http://schemas.openxmlformats.org/officeDocument/2006/math" xmlns:v="urn:schemas-microsoft-com:vml" xmlns:wp14="http://schemas.microsoft.com/office/word/2010/wordprocessingDrawing" xmlns:wp="http://schemas.openxmlformats.org/drawingml/2006/wordprocessingDrawing" xmlns:w10="urn:schemas-microsoft-com:office:word" xmlns:w="http://schemas.openxmlformats.org/wordprocessingml/2006/main" xmlns:w14="http://schemas.microsoft.com/office/word/2010/wordml" xmlns:w15="http://schemas.microsoft.com/office/word/2012/wordml" xmlns:w16cex="http://schemas.microsoft.com/office/word/2018/wordml/cex" xmlns:w16cid="http://schemas.microsoft.com/office/word/2016/wordml/cid" xmlns:w16="http://schemas.microsoft.com/office/word/2018/wordml" xmlns:w16se="http://schemas.microsoft.com/office/word/2015/wordml/symex" xmlns:wpg="http://schemas.microsoft.com/office/word/2010/wordprocessingGroup" xmlns:wpi="http://schemas.microsoft.com/office/word/2010/wordprocessingInk" xmlns:wne="http://schemas.microsoft.com/office/word/2006/wordml" xmlns:wps="http://schemas.microsoft.com/office/word/2010/wordprocessingShape" mc:Ignorable="w14 w15 w16se w16cid w16 w16cex wp14">
   <w:footnote w:type="separator" w:id="-1">
     <w:p>
       <w:pPr>
@@ -12654,7 +12990,7 @@
 </file>
 
 <file path=word/header1.xml><?xml version="1.0" encoding="utf-8"?>
-<w:hdr xmlns:wpc="http://schemas.microsoft.com/office/word/2010/wordprocessingCanvas" xmlns:cx="http://schemas.microsoft.com/office/drawing/2014/chartex" xmlns:cx1="http://schemas.microsoft.com/office/drawing/2015/9/8/chartex" xmlns:cx2="http://schemas.microsoft.com/office/drawing/2015/10/21/chartex" xmlns:cx3="http://schemas.microsoft.com/office/drawing/2016/5/9/chartex" xmlns:cx4="http://schemas.microsoft.com/office/drawing/2016/5/10/chartex" xmlns:cx5="http://schemas.microsoft.com/office/drawing/2016/5/11/chartex" xmlns:cx6="http://schemas.microsoft.com/office/drawing/2016/5/12/chartex" xmlns:cx7="http://schemas.microsoft.com/office/drawing/2016/5/13/chartex" xmlns:cx8="http://schemas.microsoft.com/office/drawing/2016/5/14/chartex" xmlns:mc="http://schemas.openxmlformats.org/markup-compatibility/2006" xmlns:aink="http://schemas.microsoft.com/office/drawing/2016/ink" xmlns:am3d="http://schemas.microsoft.com/office/drawing/2017/model3d" xmlns:o="urn:schemas-microsoft-com:office:office" xmlns:r="http://schemas.openxmlformats.org/officeDocument/2006/relationships" xmlns:m="http://schemas.openxmlformats.org/officeDocument/2006/math" xmlns:v="urn:schemas-microsoft-com:vml" xmlns:wp14="http://schemas.microsoft.com/office/word/2010/wordprocessingDrawing" xmlns:wp="http://schemas.openxmlformats.org/drawingml/2006/wordprocessingDrawing" xmlns:w10="urn:schemas-microsoft-com:office:word" xmlns:w="http://schemas.openxmlformats.org/wordprocessingml/2006/main" xmlns:w14="http://schemas.microsoft.com/office/word/2010/wordml" xmlns:w15="http://schemas.microsoft.com/office/word/2012/wordml" xmlns:w16cex="http://schemas.microsoft.com/office/word/2018/wordml/cex" xmlns:w16cid="http://schemas.microsoft.com/office/word/2016/wordml/cid" xmlns:w16="http://schemas.microsoft.com/office/word/2018/wordml" xmlns:w16sdtdh="http://schemas.microsoft.com/office/word/2020/wordml/sdtdatahash" xmlns:w16se="http://schemas.microsoft.com/office/word/2015/wordml/symex" xmlns:wpg="http://schemas.microsoft.com/office/word/2010/wordprocessingGroup" xmlns:wpi="http://schemas.microsoft.com/office/word/2010/wordprocessingInk" xmlns:wne="http://schemas.microsoft.com/office/word/2006/wordml" xmlns:wps="http://schemas.microsoft.com/office/word/2010/wordprocessingShape" mc:Ignorable="w14 w15 w16se w16cid w16 w16cex w16sdtdh wp14">
+<w:hdr xmlns:wpc="http://schemas.microsoft.com/office/word/2010/wordprocessingCanvas" xmlns:cx="http://schemas.microsoft.com/office/drawing/2014/chartex" xmlns:cx1="http://schemas.microsoft.com/office/drawing/2015/9/8/chartex" xmlns:cx2="http://schemas.microsoft.com/office/drawing/2015/10/21/chartex" xmlns:cx3="http://schemas.microsoft.com/office/drawing/2016/5/9/chartex" xmlns:cx4="http://schemas.microsoft.com/office/drawing/2016/5/10/chartex" xmlns:cx5="http://schemas.microsoft.com/office/drawing/2016/5/11/chartex" xmlns:cx6="http://schemas.microsoft.com/office/drawing/2016/5/12/chartex" xmlns:cx7="http://schemas.microsoft.com/office/drawing/2016/5/13/chartex" xmlns:cx8="http://schemas.microsoft.com/office/drawing/2016/5/14/chartex" xmlns:mc="http://schemas.openxmlformats.org/markup-compatibility/2006" xmlns:aink="http://schemas.microsoft.com/office/drawing/2016/ink" xmlns:am3d="http://schemas.microsoft.com/office/drawing/2017/model3d" xmlns:o="urn:schemas-microsoft-com:office:office" xmlns:r="http://schemas.openxmlformats.org/officeDocument/2006/relationships" xmlns:m="http://schemas.openxmlformats.org/officeDocument/2006/math" xmlns:v="urn:schemas-microsoft-com:vml" xmlns:wp14="http://schemas.microsoft.com/office/word/2010/wordprocessingDrawing" xmlns:wp="http://schemas.openxmlformats.org/drawingml/2006/wordprocessingDrawing" xmlns:w10="urn:schemas-microsoft-com:office:word" xmlns:w="http://schemas.openxmlformats.org/wordprocessingml/2006/main" xmlns:w14="http://schemas.microsoft.com/office/word/2010/wordml" xmlns:w15="http://schemas.microsoft.com/office/word/2012/wordml" xmlns:w16cex="http://schemas.microsoft.com/office/word/2018/wordml/cex" xmlns:w16cid="http://schemas.microsoft.com/office/word/2016/wordml/cid" xmlns:w16="http://schemas.microsoft.com/office/word/2018/wordml" xmlns:w16se="http://schemas.microsoft.com/office/word/2015/wordml/symex" xmlns:wpg="http://schemas.microsoft.com/office/word/2010/wordprocessingGroup" xmlns:wpi="http://schemas.microsoft.com/office/word/2010/wordprocessingInk" xmlns:wne="http://schemas.microsoft.com/office/word/2006/wordml" xmlns:wps="http://schemas.microsoft.com/office/word/2010/wordprocessingShape" mc:Ignorable="w14 w15 w16se w16cid w16 w16cex wp14">
   <w:p>
     <w:pPr>
       <w:pStyle w:val="Encabezado"/>
@@ -12726,7 +13062,7 @@
 </file>
 
 <file path=word/numbering.xml><?xml version="1.0" encoding="utf-8"?>
-<w:numbering xmlns:wpc="http://schemas.microsoft.com/office/word/2010/wordprocessingCanvas" xmlns:cx="http://schemas.microsoft.com/office/drawing/2014/chartex" xmlns:cx1="http://schemas.microsoft.com/office/drawing/2015/9/8/chartex" xmlns:cx2="http://schemas.microsoft.com/office/drawing/2015/10/21/chartex" xmlns:cx3="http://schemas.microsoft.com/office/drawing/2016/5/9/chartex" xmlns:cx4="http://schemas.microsoft.com/office/drawing/2016/5/10/chartex" xmlns:cx5="http://schemas.microsoft.com/office/drawing/2016/5/11/chartex" xmlns:cx6="http://schemas.microsoft.com/office/drawing/2016/5/12/chartex" xmlns:cx7="http://schemas.microsoft.com/office/drawing/2016/5/13/chartex" xmlns:cx8="http://schemas.microsoft.com/office/drawing/2016/5/14/chartex" xmlns:mc="http://schemas.openxmlformats.org/markup-compatibility/2006" xmlns:aink="http://schemas.microsoft.com/office/drawing/2016/ink" xmlns:am3d="http://schemas.microsoft.com/office/drawing/2017/model3d" xmlns:o="urn:schemas-microsoft-com:office:office" xmlns:r="http://schemas.openxmlformats.org/officeDocument/2006/relationships" xmlns:m="http://schemas.openxmlformats.org/officeDocument/2006/math" xmlns:v="urn:schemas-microsoft-com:vml" xmlns:wp14="http://schemas.microsoft.com/office/word/2010/wordprocessingDrawing" xmlns:wp="http://schemas.openxmlformats.org/drawingml/2006/wordprocessingDrawing" xmlns:w10="urn:schemas-microsoft-com:office:word" xmlns:w="http://schemas.openxmlformats.org/wordprocessingml/2006/main" xmlns:w14="http://schemas.microsoft.com/office/word/2010/wordml" xmlns:w15="http://schemas.microsoft.com/office/word/2012/wordml" xmlns:w16cex="http://schemas.microsoft.com/office/word/2018/wordml/cex" xmlns:w16cid="http://schemas.microsoft.com/office/word/2016/wordml/cid" xmlns:w16="http://schemas.microsoft.com/office/word/2018/wordml" xmlns:w16sdtdh="http://schemas.microsoft.com/office/word/2020/wordml/sdtdatahash" xmlns:w16se="http://schemas.microsoft.com/office/word/2015/wordml/symex" xmlns:wpg="http://schemas.microsoft.com/office/word/2010/wordprocessingGroup" xmlns:wpi="http://schemas.microsoft.com/office/word/2010/wordprocessingInk" xmlns:wne="http://schemas.microsoft.com/office/word/2006/wordml" xmlns:wps="http://schemas.microsoft.com/office/word/2010/wordprocessingShape" mc:Ignorable="w14 w15 w16se w16cid w16 w16cex w16sdtdh wp14">
+<w:numbering xmlns:wpc="http://schemas.microsoft.com/office/word/2010/wordprocessingCanvas" xmlns:cx="http://schemas.microsoft.com/office/drawing/2014/chartex" xmlns:cx1="http://schemas.microsoft.com/office/drawing/2015/9/8/chartex" xmlns:cx2="http://schemas.microsoft.com/office/drawing/2015/10/21/chartex" xmlns:cx3="http://schemas.microsoft.com/office/drawing/2016/5/9/chartex" xmlns:cx4="http://schemas.microsoft.com/office/drawing/2016/5/10/chartex" xmlns:cx5="http://schemas.microsoft.com/office/drawing/2016/5/11/chartex" xmlns:cx6="http://schemas.microsoft.com/office/drawing/2016/5/12/chartex" xmlns:cx7="http://schemas.microsoft.com/office/drawing/2016/5/13/chartex" xmlns:cx8="http://schemas.microsoft.com/office/drawing/2016/5/14/chartex" xmlns:mc="http://schemas.openxmlformats.org/markup-compatibility/2006" xmlns:aink="http://schemas.microsoft.com/office/drawing/2016/ink" xmlns:am3d="http://schemas.microsoft.com/office/drawing/2017/model3d" xmlns:o="urn:schemas-microsoft-com:office:office" xmlns:r="http://schemas.openxmlformats.org/officeDocument/2006/relationships" xmlns:m="http://schemas.openxmlformats.org/officeDocument/2006/math" xmlns:v="urn:schemas-microsoft-com:vml" xmlns:wp14="http://schemas.microsoft.com/office/word/2010/wordprocessingDrawing" xmlns:wp="http://schemas.openxmlformats.org/drawingml/2006/wordprocessingDrawing" xmlns:w10="urn:schemas-microsoft-com:office:word" xmlns:w="http://schemas.openxmlformats.org/wordprocessingml/2006/main" xmlns:w14="http://schemas.microsoft.com/office/word/2010/wordml" xmlns:w15="http://schemas.microsoft.com/office/word/2012/wordml" xmlns:w16cex="http://schemas.microsoft.com/office/word/2018/wordml/cex" xmlns:w16cid="http://schemas.microsoft.com/office/word/2016/wordml/cid" xmlns:w16="http://schemas.microsoft.com/office/word/2018/wordml" xmlns:w16se="http://schemas.microsoft.com/office/word/2015/wordml/symex" xmlns:wpg="http://schemas.microsoft.com/office/word/2010/wordprocessingGroup" xmlns:wpi="http://schemas.microsoft.com/office/word/2010/wordprocessingInk" xmlns:wne="http://schemas.microsoft.com/office/word/2006/wordml" xmlns:wps="http://schemas.microsoft.com/office/word/2010/wordprocessingShape" mc:Ignorable="w14 w15 w16se w16cid w16 w16cex wp14">
   <w:abstractNum w:abstractNumId="0" w15:restartNumberingAfterBreak="0">
     <w:nsid w:val="FFFFFF89"/>
     <w:multiLevelType w:val="singleLevel"/>
@@ -16650,7 +16986,7 @@
 </file>
 
 <file path=word/styles.xml><?xml version="1.0" encoding="utf-8"?>
-<w:styles xmlns:mc="http://schemas.openxmlformats.org/markup-compatibility/2006" xmlns:r="http://schemas.openxmlformats.org/officeDocument/2006/relationships" xmlns:w="http://schemas.openxmlformats.org/wordprocessingml/2006/main" xmlns:w14="http://schemas.microsoft.com/office/word/2010/wordml" xmlns:w15="http://schemas.microsoft.com/office/word/2012/wordml" xmlns:w16cex="http://schemas.microsoft.com/office/word/2018/wordml/cex" xmlns:w16cid="http://schemas.microsoft.com/office/word/2016/wordml/cid" xmlns:w16="http://schemas.microsoft.com/office/word/2018/wordml" xmlns:w16sdtdh="http://schemas.microsoft.com/office/word/2020/wordml/sdtdatahash" xmlns:w16se="http://schemas.microsoft.com/office/word/2015/wordml/symex" mc:Ignorable="w14 w15 w16se w16cid w16 w16cex w16sdtdh">
+<w:styles xmlns:mc="http://schemas.openxmlformats.org/markup-compatibility/2006" xmlns:r="http://schemas.openxmlformats.org/officeDocument/2006/relationships" xmlns:w="http://schemas.openxmlformats.org/wordprocessingml/2006/main" xmlns:w14="http://schemas.microsoft.com/office/word/2010/wordml" xmlns:w15="http://schemas.microsoft.com/office/word/2012/wordml" xmlns:w16cex="http://schemas.microsoft.com/office/word/2018/wordml/cex" xmlns:w16cid="http://schemas.microsoft.com/office/word/2016/wordml/cid" xmlns:w16="http://schemas.microsoft.com/office/word/2018/wordml" xmlns:w16se="http://schemas.microsoft.com/office/word/2015/wordml/symex" mc:Ignorable="w14 w15 w16se w16cid w16 w16cex">
   <w:docDefaults>
     <w:rPrDefault>
       <w:rPr>
@@ -18475,17 +18811,19 @@
 </file>
 
 <file path=customXml/item1.xml><?xml version="1.0" encoding="utf-8"?>
-<p:properties xmlns:p="http://schemas.microsoft.com/office/2006/metadata/properties" xmlns:xsi="http://www.w3.org/2001/XMLSchema-instance" xmlns:pc="http://schemas.microsoft.com/office/infopath/2007/PartnerControls">
-  <documentManagement>
-    <TaxCatchAll xmlns="13c90a0b-73bc-4dc0-be5f-28d77b615beb" xsi:nil="true"/>
-    <lcf76f155ced4ddcb4097134ff3c332f xmlns="13c93bba-48ce-428c-bfe5-88b42c19b028">
-      <Terms xmlns="http://schemas.microsoft.com/office/infopath/2007/PartnerControls"/>
-    </lcf76f155ced4ddcb4097134ff3c332f>
-  </documentManagement>
-</p:properties>
+<?mso-contentType ?>
+<FormTemplates xmlns="http://schemas.microsoft.com/sharepoint/v3/contenttype/forms">
+  <Display>DocumentLibraryForm</Display>
+  <Edit>DocumentLibraryForm</Edit>
+  <New>DocumentLibraryForm</New>
+</FormTemplates>
 </file>
 
 <file path=customXml/item2.xml><?xml version="1.0" encoding="utf-8"?>
+<b:Sources xmlns:b="http://schemas.openxmlformats.org/officeDocument/2006/bibliography" xmlns="http://schemas.openxmlformats.org/officeDocument/2006/bibliography" SelectedStyle="\APASixthEditionOfficeOnline.xsl" StyleName="APA" Version="6"/>
+</file>
+
+<file path=customXml/item3.xml><?xml version="1.0" encoding="utf-8"?>
 <ct:contentTypeSchema xmlns:ct="http://schemas.microsoft.com/office/2006/metadata/contentType" xmlns:ma="http://schemas.microsoft.com/office/2006/metadata/properties/metaAttributes" ct:_="" ma:_="" ma:contentTypeName="Documento" ma:contentTypeID="0x0101006A81D6BD42E8DF4C91013959704817E1" ma:contentTypeVersion="15" ma:contentTypeDescription="Crear nuevo documento." ma:contentTypeScope="" ma:versionID="bf4f72ffd194f0963ff564daca6869f7">
   <xsd:schema xmlns:xsd="http://www.w3.org/2001/XMLSchema" xmlns:xs="http://www.w3.org/2001/XMLSchema" xmlns:p="http://schemas.microsoft.com/office/2006/metadata/properties" xmlns:ns2="13c90a0b-73bc-4dc0-be5f-28d77b615beb" xmlns:ns3="13c93bba-48ce-428c-bfe5-88b42c19b028" targetNamespace="http://schemas.microsoft.com/office/2006/metadata/properties" ma:root="true" ma:fieldsID="8718d6f4873a5b1392a45044efa78385" ns2:_="" ns3:_="">
     <xsd:import namespace="13c90a0b-73bc-4dc0-be5f-28d77b615beb"/>
@@ -18720,31 +19058,34 @@
 </ct:contentTypeSchema>
 </file>
 
-<file path=customXml/item3.xml><?xml version="1.0" encoding="utf-8"?>
-<b:Sources xmlns:b="http://schemas.openxmlformats.org/officeDocument/2006/bibliography" xmlns="http://schemas.openxmlformats.org/officeDocument/2006/bibliography" SelectedStyle="\APASixthEditionOfficeOnline.xsl" StyleName="APA" Version="6"/>
-</file>
-
 <file path=customXml/item4.xml><?xml version="1.0" encoding="utf-8"?>
-<?mso-contentType ?>
-<FormTemplates xmlns="http://schemas.microsoft.com/sharepoint/v3/contenttype/forms">
-  <Display>DocumentLibraryForm</Display>
-  <Edit>DocumentLibraryForm</Edit>
-  <New>DocumentLibraryForm</New>
-</FormTemplates>
+<p:properties xmlns:p="http://schemas.microsoft.com/office/2006/metadata/properties" xmlns:xsi="http://www.w3.org/2001/XMLSchema-instance" xmlns:pc="http://schemas.microsoft.com/office/infopath/2007/PartnerControls">
+  <documentManagement>
+    <TaxCatchAll xmlns="13c90a0b-73bc-4dc0-be5f-28d77b615beb" xsi:nil="true"/>
+    <lcf76f155ced4ddcb4097134ff3c332f xmlns="13c93bba-48ce-428c-bfe5-88b42c19b028">
+      <Terms xmlns="http://schemas.microsoft.com/office/infopath/2007/PartnerControls"/>
+    </lcf76f155ced4ddcb4097134ff3c332f>
+  </documentManagement>
+</p:properties>
 </file>
 
 <file path=customXml/itemProps1.xml><?xml version="1.0" encoding="utf-8"?>
-<ds:datastoreItem xmlns:ds="http://schemas.openxmlformats.org/officeDocument/2006/customXml" ds:itemID="{22F342FD-406D-4712-9507-3C86F2CB1131}">
+<ds:datastoreItem xmlns:ds="http://schemas.openxmlformats.org/officeDocument/2006/customXml" ds:itemID="{BE8D7C94-D8C0-4281-B4D2-DE05493E946C}">
   <ds:schemaRefs>
-    <ds:schemaRef ds:uri="http://schemas.microsoft.com/office/2006/metadata/properties"/>
-    <ds:schemaRef ds:uri="http://schemas.microsoft.com/office/infopath/2007/PartnerControls"/>
-    <ds:schemaRef ds:uri="13c90a0b-73bc-4dc0-be5f-28d77b615beb"/>
-    <ds:schemaRef ds:uri="13c93bba-48ce-428c-bfe5-88b42c19b028"/>
+    <ds:schemaRef ds:uri="http://schemas.microsoft.com/sharepoint/v3/contenttype/forms"/>
   </ds:schemaRefs>
 </ds:datastoreItem>
 </file>
 
 <file path=customXml/itemProps2.xml><?xml version="1.0" encoding="utf-8"?>
+<ds:datastoreItem xmlns:ds="http://schemas.openxmlformats.org/officeDocument/2006/customXml" ds:itemID="{EFAF8800-B2C0-4786-A838-4D33D7D44167}">
+  <ds:schemaRefs>
+    <ds:schemaRef ds:uri="http://schemas.openxmlformats.org/officeDocument/2006/bibliography"/>
+  </ds:schemaRefs>
+</ds:datastoreItem>
+</file>
+
+<file path=customXml/itemProps3.xml><?xml version="1.0" encoding="utf-8"?>
 <ds:datastoreItem xmlns:ds="http://schemas.openxmlformats.org/officeDocument/2006/customXml" ds:itemID="{22215BF8-92F5-4738-A408-30CAB7201ED9}">
   <ds:schemaRefs>
     <ds:schemaRef ds:uri="http://schemas.microsoft.com/office/2006/metadata/contentType"/>
@@ -18763,18 +19104,13 @@
 </ds:datastoreItem>
 </file>
 
-<file path=customXml/itemProps3.xml><?xml version="1.0" encoding="utf-8"?>
-<ds:datastoreItem xmlns:ds="http://schemas.openxmlformats.org/officeDocument/2006/customXml" ds:itemID="{EFAF8800-B2C0-4786-A838-4D33D7D44167}">
+<file path=customXml/itemProps4.xml><?xml version="1.0" encoding="utf-8"?>
+<ds:datastoreItem xmlns:ds="http://schemas.openxmlformats.org/officeDocument/2006/customXml" ds:itemID="{22F342FD-406D-4712-9507-3C86F2CB1131}">
   <ds:schemaRefs>
-    <ds:schemaRef ds:uri="http://schemas.openxmlformats.org/officeDocument/2006/bibliography"/>
-  </ds:schemaRefs>
-</ds:datastoreItem>
-</file>
-
-<file path=customXml/itemProps4.xml><?xml version="1.0" encoding="utf-8"?>
-<ds:datastoreItem xmlns:ds="http://schemas.openxmlformats.org/officeDocument/2006/customXml" ds:itemID="{BE8D7C94-D8C0-4281-B4D2-DE05493E946C}">
-  <ds:schemaRefs>
-    <ds:schemaRef ds:uri="http://schemas.microsoft.com/sharepoint/v3/contenttype/forms"/>
+    <ds:schemaRef ds:uri="http://schemas.microsoft.com/office/2006/metadata/properties"/>
+    <ds:schemaRef ds:uri="http://schemas.microsoft.com/office/infopath/2007/PartnerControls"/>
+    <ds:schemaRef ds:uri="13c90a0b-73bc-4dc0-be5f-28d77b615beb"/>
+    <ds:schemaRef ds:uri="13c93bba-48ce-428c-bfe5-88b42c19b028"/>
   </ds:schemaRefs>
 </ds:datastoreItem>
 </file>
--- a/fuentes/CFA1_11210057_DU.docx
+++ b/fuentes/CFA1_11210057_DU.docx
@@ -6234,21 +6234,7 @@
           <w:lang w:eastAsia="es-CO"/>
         </w:rPr>
         <w:lastRenderedPageBreak/>
-        <w:t xml:space="preserve">para interpretar las emociones en los entornos sociales y laborales logran interactuar de manera más efectiva y contribuir a la construcción de ambientes de trabajo más colaborativos (Robbins y </w:t>
-      </w:r>
-      <w:proofErr w:type="spellStart"/>
-      <w:r>
-        <w:rPr>
-          <w:lang w:eastAsia="es-CO"/>
-        </w:rPr>
-        <w:t>Judge</w:t>
-      </w:r>
-      <w:proofErr w:type="spellEnd"/>
-      <w:r>
-        <w:rPr>
-          <w:lang w:eastAsia="es-CO"/>
-        </w:rPr>
-        <w:t>, 2017).</w:t>
+        <w:t>para interpretar las emociones en los entornos sociales y laborales logran interactuar de manera más efectiva y contribuir a la construcción de ambientes de trabajo más colaborativos (Robbins y Judge, 2017).</w:t>
       </w:r>
     </w:p>
     <w:p>
@@ -8286,7 +8272,19 @@
         <w:rPr>
           <w:lang w:eastAsia="es-CO"/>
         </w:rPr>
-        <w:t xml:space="preserve">resenta </w:t>
+        <w:t>resenta</w:t>
+      </w:r>
+      <w:r>
+        <w:rPr>
+          <w:lang w:eastAsia="es-CO"/>
+        </w:rPr>
+        <w:t>n</w:t>
+      </w:r>
+      <w:r>
+        <w:rPr>
+          <w:lang w:eastAsia="es-CO"/>
+        </w:rPr>
+        <w:t xml:space="preserve"> </w:t>
       </w:r>
       <w:r>
         <w:rPr>
@@ -11340,188 +11338,20 @@
         <w:rPr>
           <w:lang w:eastAsia="es-CO"/>
         </w:rPr>
-        <w:t xml:space="preserve">Boyatzis, R., &amp; McKee, A. (2005). </w:t>
-      </w:r>
-      <w:proofErr w:type="spellStart"/>
-      <w:r>
-        <w:rPr>
-          <w:lang w:eastAsia="es-CO"/>
-        </w:rPr>
-        <w:t>Resonant</w:t>
-      </w:r>
-      <w:proofErr w:type="spellEnd"/>
-      <w:r>
-        <w:rPr>
-          <w:lang w:eastAsia="es-CO"/>
-        </w:rPr>
-        <w:t xml:space="preserve"> </w:t>
-      </w:r>
-      <w:proofErr w:type="spellStart"/>
-      <w:r>
-        <w:rPr>
-          <w:lang w:eastAsia="es-CO"/>
-        </w:rPr>
-        <w:t>leadership</w:t>
-      </w:r>
-      <w:proofErr w:type="spellEnd"/>
-      <w:r>
-        <w:rPr>
-          <w:lang w:eastAsia="es-CO"/>
-        </w:rPr>
-        <w:t xml:space="preserve">: </w:t>
-      </w:r>
-      <w:proofErr w:type="spellStart"/>
-      <w:r>
-        <w:rPr>
-          <w:lang w:eastAsia="es-CO"/>
-        </w:rPr>
-        <w:t>Renewing</w:t>
-      </w:r>
-      <w:proofErr w:type="spellEnd"/>
-      <w:r>
-        <w:rPr>
-          <w:lang w:eastAsia="es-CO"/>
-        </w:rPr>
-        <w:t xml:space="preserve"> </w:t>
-      </w:r>
-      <w:proofErr w:type="spellStart"/>
-      <w:r>
-        <w:rPr>
-          <w:lang w:eastAsia="es-CO"/>
-        </w:rPr>
-        <w:t>yourself</w:t>
-      </w:r>
-      <w:proofErr w:type="spellEnd"/>
-      <w:r>
-        <w:rPr>
-          <w:lang w:eastAsia="es-CO"/>
-        </w:rPr>
-        <w:t xml:space="preserve"> and </w:t>
-      </w:r>
-      <w:proofErr w:type="spellStart"/>
-      <w:r>
-        <w:rPr>
-          <w:lang w:eastAsia="es-CO"/>
-        </w:rPr>
-        <w:t>connecting</w:t>
-      </w:r>
-      <w:proofErr w:type="spellEnd"/>
-      <w:r>
-        <w:rPr>
-          <w:lang w:eastAsia="es-CO"/>
-        </w:rPr>
-        <w:t xml:space="preserve"> </w:t>
-      </w:r>
-      <w:proofErr w:type="spellStart"/>
-      <w:r>
-        <w:rPr>
-          <w:lang w:eastAsia="es-CO"/>
-        </w:rPr>
-        <w:t>with</w:t>
-      </w:r>
-      <w:proofErr w:type="spellEnd"/>
-      <w:r>
-        <w:rPr>
-          <w:lang w:eastAsia="es-CO"/>
-        </w:rPr>
-        <w:t xml:space="preserve"> </w:t>
-      </w:r>
-      <w:proofErr w:type="spellStart"/>
-      <w:r>
-        <w:rPr>
-          <w:lang w:eastAsia="es-CO"/>
-        </w:rPr>
-        <w:t>others</w:t>
-      </w:r>
-      <w:proofErr w:type="spellEnd"/>
-      <w:r>
-        <w:rPr>
-          <w:lang w:eastAsia="es-CO"/>
-        </w:rPr>
-        <w:t xml:space="preserve"> </w:t>
-      </w:r>
-      <w:proofErr w:type="spellStart"/>
-      <w:r>
-        <w:rPr>
-          <w:lang w:eastAsia="es-CO"/>
-        </w:rPr>
-        <w:t>through</w:t>
-      </w:r>
-      <w:proofErr w:type="spellEnd"/>
-      <w:r>
-        <w:rPr>
-          <w:lang w:eastAsia="es-CO"/>
-        </w:rPr>
-        <w:t xml:space="preserve"> mindfulness, hope, and </w:t>
-      </w:r>
-      <w:proofErr w:type="spellStart"/>
-      <w:r>
-        <w:rPr>
-          <w:lang w:eastAsia="es-CO"/>
-        </w:rPr>
-        <w:t>compassion</w:t>
-      </w:r>
-      <w:proofErr w:type="spellEnd"/>
-      <w:r>
-        <w:rPr>
-          <w:lang w:eastAsia="es-CO"/>
-        </w:rPr>
-        <w:t xml:space="preserve">. Harvard Business </w:t>
-      </w:r>
-      <w:proofErr w:type="spellStart"/>
-      <w:r>
-        <w:rPr>
-          <w:lang w:eastAsia="es-CO"/>
-        </w:rPr>
-        <w:t>School</w:t>
-      </w:r>
-      <w:proofErr w:type="spellEnd"/>
-      <w:r>
-        <w:rPr>
-          <w:lang w:eastAsia="es-CO"/>
-        </w:rPr>
-        <w:t xml:space="preserve"> </w:t>
-      </w:r>
-      <w:proofErr w:type="spellStart"/>
-      <w:r>
-        <w:rPr>
-          <w:lang w:eastAsia="es-CO"/>
-        </w:rPr>
-        <w:t>Press</w:t>
-      </w:r>
-      <w:proofErr w:type="spellEnd"/>
-      <w:r>
-        <w:rPr>
-          <w:lang w:eastAsia="es-CO"/>
-        </w:rPr>
-        <w:t>.</w:t>
-      </w:r>
-    </w:p>
-    <w:p>
-      <w:pPr>
-        <w:rPr>
-          <w:lang w:eastAsia="es-CO"/>
-        </w:rPr>
-      </w:pPr>
-      <w:r>
-        <w:rPr>
-          <w:lang w:eastAsia="es-CO"/>
-        </w:rPr>
-        <w:t xml:space="preserve">Carnegie, D. (2010). Cómo ganar amigos e influir sobre las personas. </w:t>
-      </w:r>
-      <w:proofErr w:type="spellStart"/>
-      <w:r>
-        <w:rPr>
-          <w:lang w:eastAsia="es-CO"/>
-        </w:rPr>
-        <w:t>Edhasa</w:t>
-      </w:r>
-      <w:proofErr w:type="spellEnd"/>
-      <w:r>
-        <w:rPr>
-          <w:lang w:eastAsia="es-CO"/>
-        </w:rPr>
-        <w:t>.</w:t>
+        <w:t>Boyatzis, R., &amp; McKee, A. (2005). Resonant leadership: Renewing yourself and connecting with others through mindfulness, hope, and compassion. Harvard Business School Press.</w:t>
+      </w:r>
+    </w:p>
+    <w:p>
+      <w:pPr>
+        <w:rPr>
+          <w:lang w:eastAsia="es-CO"/>
+        </w:rPr>
+      </w:pPr>
+      <w:r>
+        <w:rPr>
+          <w:lang w:eastAsia="es-CO"/>
+        </w:rPr>
+        <w:t>Carnegie, D. (2010). Cómo ganar amigos e influir sobre las personas. Edhasa.</w:t>
       </w:r>
     </w:p>
     <w:p>
@@ -11586,21 +11416,7 @@
         <w:rPr>
           <w:lang w:eastAsia="es-CO"/>
         </w:rPr>
-        <w:t xml:space="preserve">Robbins, S., &amp; </w:t>
-      </w:r>
-      <w:proofErr w:type="spellStart"/>
-      <w:r>
-        <w:rPr>
-          <w:lang w:eastAsia="es-CO"/>
-        </w:rPr>
-        <w:t>Judge</w:t>
-      </w:r>
-      <w:proofErr w:type="spellEnd"/>
-      <w:r>
-        <w:rPr>
-          <w:lang w:eastAsia="es-CO"/>
-        </w:rPr>
-        <w:t>, T. (2017). Comportamiento organizacional. Pearson Educación.</w:t>
+        <w:t>Robbins, S., &amp; Judge, T. (2017). Comportamiento organizacional. Pearson Educación.</w:t>
       </w:r>
     </w:p>
     <w:p>
@@ -11626,77 +11442,7 @@
         <w:rPr>
           <w:lang w:eastAsia="es-CO"/>
         </w:rPr>
-        <w:t xml:space="preserve">Salovey, P., &amp; Mayer, J. D. (1990). </w:t>
-      </w:r>
-      <w:proofErr w:type="spellStart"/>
-      <w:r>
-        <w:rPr>
-          <w:lang w:eastAsia="es-CO"/>
-        </w:rPr>
-        <w:t>Emotional</w:t>
-      </w:r>
-      <w:proofErr w:type="spellEnd"/>
-      <w:r>
-        <w:rPr>
-          <w:lang w:eastAsia="es-CO"/>
-        </w:rPr>
-        <w:t xml:space="preserve"> </w:t>
-      </w:r>
-      <w:proofErr w:type="spellStart"/>
-      <w:r>
-        <w:rPr>
-          <w:lang w:eastAsia="es-CO"/>
-        </w:rPr>
-        <w:t>intelligence</w:t>
-      </w:r>
-      <w:proofErr w:type="spellEnd"/>
-      <w:r>
-        <w:rPr>
-          <w:lang w:eastAsia="es-CO"/>
-        </w:rPr>
-        <w:t xml:space="preserve">. </w:t>
-      </w:r>
-      <w:proofErr w:type="spellStart"/>
-      <w:r>
-        <w:rPr>
-          <w:lang w:eastAsia="es-CO"/>
-        </w:rPr>
-        <w:t>Imagination</w:t>
-      </w:r>
-      <w:proofErr w:type="spellEnd"/>
-      <w:r>
-        <w:rPr>
-          <w:lang w:eastAsia="es-CO"/>
-        </w:rPr>
-        <w:t xml:space="preserve">, </w:t>
-      </w:r>
-      <w:proofErr w:type="spellStart"/>
-      <w:r>
-        <w:rPr>
-          <w:lang w:eastAsia="es-CO"/>
-        </w:rPr>
-        <w:t>Cognition</w:t>
-      </w:r>
-      <w:proofErr w:type="spellEnd"/>
-      <w:r>
-        <w:rPr>
-          <w:lang w:eastAsia="es-CO"/>
-        </w:rPr>
-        <w:t xml:space="preserve"> and </w:t>
-      </w:r>
-      <w:proofErr w:type="spellStart"/>
-      <w:r>
-        <w:rPr>
-          <w:lang w:eastAsia="es-CO"/>
-        </w:rPr>
-        <w:t>Personality</w:t>
-      </w:r>
-      <w:proofErr w:type="spellEnd"/>
-      <w:r>
-        <w:rPr>
-          <w:lang w:eastAsia="es-CO"/>
-        </w:rPr>
-        <w:t>, 9(3), 185–211.</w:t>
+        <w:t>Salovey, P., &amp; Mayer, J. D. (1990). Emotional intelligence. Imagination, Cognition and Personality, 9(3), 185–211.</w:t>
       </w:r>
     </w:p>
     <w:p>
@@ -11923,7 +11669,63 @@
                 <w:sz w:val="24"/>
                 <w:lang w:eastAsia="es-CO"/>
               </w:rPr>
-              <w:t>Responsable Ecosistema de Recursos Educativos Digitales (RED)</w:t>
+              <w:t xml:space="preserve">Profesional </w:t>
+            </w:r>
+            <w:r>
+              <w:rPr>
+                <w:kern w:val="0"/>
+                <w:sz w:val="24"/>
+                <w:lang w:eastAsia="es-CO"/>
+              </w:rPr>
+              <w:t>G</w:t>
+            </w:r>
+            <w:r>
+              <w:rPr>
+                <w:kern w:val="0"/>
+                <w:sz w:val="24"/>
+                <w:lang w:eastAsia="es-CO"/>
+              </w:rPr>
+              <w:t xml:space="preserve">06. </w:t>
+            </w:r>
+            <w:r>
+              <w:rPr>
+                <w:kern w:val="0"/>
+                <w:sz w:val="24"/>
+                <w:lang w:eastAsia="es-CO"/>
+              </w:rPr>
+              <w:t xml:space="preserve">Responsable Ecosistema </w:t>
+            </w:r>
+            <w:r>
+              <w:rPr>
+                <w:kern w:val="0"/>
+                <w:sz w:val="24"/>
+                <w:lang w:eastAsia="es-CO"/>
+              </w:rPr>
+              <w:t>Virtual</w:t>
+            </w:r>
+            <w:r>
+              <w:rPr>
+                <w:kern w:val="0"/>
+                <w:sz w:val="24"/>
+                <w:lang w:eastAsia="es-CO"/>
+              </w:rPr>
+              <w:t xml:space="preserve"> </w:t>
+            </w:r>
+            <w:r>
+              <w:rPr>
+                <w:kern w:val="0"/>
+                <w:sz w:val="24"/>
+                <w:lang w:eastAsia="es-CO"/>
+              </w:rPr>
+              <w:t xml:space="preserve">de </w:t>
+            </w:r>
+            <w:r>
+              <w:rPr>
+                <w:kern w:val="0"/>
+                <w:sz w:val="24"/>
+                <w:lang w:eastAsia="es-CO"/>
+              </w:rPr>
+              <w:t xml:space="preserve">Recursos Educativos Digitales </w:t>
             </w:r>
           </w:p>
         </w:tc>
@@ -11976,25 +11778,7 @@
                 <w:sz w:val="24"/>
                 <w:lang w:eastAsia="es-CO"/>
               </w:rPr>
-              <w:t xml:space="preserve">Diana Rocío </w:t>
-            </w:r>
-            <w:proofErr w:type="spellStart"/>
-            <w:r>
-              <w:rPr>
-                <w:kern w:val="0"/>
-                <w:sz w:val="24"/>
-                <w:lang w:eastAsia="es-CO"/>
-              </w:rPr>
-              <w:t>Possos</w:t>
-            </w:r>
-            <w:proofErr w:type="spellEnd"/>
-            <w:r>
-              <w:rPr>
-                <w:kern w:val="0"/>
-                <w:sz w:val="24"/>
-                <w:lang w:eastAsia="es-CO"/>
-              </w:rPr>
-              <w:t xml:space="preserve"> Beltrán</w:t>
+              <w:t>Diana Rocío Possos Beltrán</w:t>
             </w:r>
           </w:p>
         </w:tc>
@@ -12173,25 +11957,7 @@
                 <w:sz w:val="24"/>
                 <w:lang w:eastAsia="es-CO"/>
               </w:rPr>
-              <w:t xml:space="preserve">Gloria Lida </w:t>
-            </w:r>
-            <w:proofErr w:type="spellStart"/>
-            <w:r>
-              <w:rPr>
-                <w:kern w:val="0"/>
-                <w:sz w:val="24"/>
-                <w:lang w:eastAsia="es-CO"/>
-              </w:rPr>
-              <w:t>Alzate</w:t>
-            </w:r>
-            <w:proofErr w:type="spellEnd"/>
-            <w:r>
-              <w:rPr>
-                <w:kern w:val="0"/>
-                <w:sz w:val="24"/>
-                <w:lang w:eastAsia="es-CO"/>
-              </w:rPr>
-              <w:t xml:space="preserve"> Suárez</w:t>
+              <w:t>Gloria Lida Alzate Suárez</w:t>
             </w:r>
           </w:p>
         </w:tc>
@@ -12342,7 +12108,6 @@
                 <w:lang w:eastAsia="es-CO"/>
               </w:rPr>
             </w:pPr>
-            <w:proofErr w:type="spellStart"/>
             <w:r>
               <w:rPr>
                 <w:rFonts w:cs="Calibri"/>
@@ -12350,17 +12115,7 @@
                 <w:sz w:val="24"/>
                 <w:lang w:eastAsia="es-CO"/>
               </w:rPr>
-              <w:t>Jose</w:t>
-            </w:r>
-            <w:proofErr w:type="spellEnd"/>
-            <w:r>
-              <w:rPr>
-                <w:rFonts w:cs="Calibri"/>
-                <w:kern w:val="0"/>
-                <w:sz w:val="24"/>
-                <w:lang w:eastAsia="es-CO"/>
-              </w:rPr>
-              <w:t xml:space="preserve"> Yobani Penagos Mora</w:t>
+              <w:t>Jose Yobani Penagos Mora</w:t>
             </w:r>
           </w:p>
         </w:tc>
@@ -12438,25 +12193,7 @@
                 <w:sz w:val="24"/>
                 <w:lang w:eastAsia="es-CO"/>
               </w:rPr>
-              <w:t xml:space="preserve">Manuel Felipe </w:t>
-            </w:r>
-            <w:proofErr w:type="spellStart"/>
-            <w:r>
-              <w:rPr>
-                <w:kern w:val="0"/>
-                <w:sz w:val="24"/>
-                <w:lang w:eastAsia="es-CO"/>
-              </w:rPr>
-              <w:t>Echavarria</w:t>
-            </w:r>
-            <w:proofErr w:type="spellEnd"/>
-            <w:r>
-              <w:rPr>
-                <w:kern w:val="0"/>
-                <w:sz w:val="24"/>
-                <w:lang w:eastAsia="es-CO"/>
-              </w:rPr>
-              <w:t xml:space="preserve"> Orozco</w:t>
+              <w:t>Manuel Felipe Echavarria Orozco</w:t>
             </w:r>
           </w:p>
         </w:tc>
@@ -12551,18 +12288,8 @@
                 <w:sz w:val="24"/>
                 <w:lang w:eastAsia="es-CO"/>
               </w:rPr>
-              <w:t xml:space="preserve">Gilberto Junior Rodríguez </w:t>
+              <w:t>Gilberto Junior Rodríguez Rodríguez</w:t>
             </w:r>
-            <w:proofErr w:type="spellStart"/>
-            <w:r>
-              <w:rPr>
-                <w:kern w:val="0"/>
-                <w:sz w:val="24"/>
-                <w:lang w:eastAsia="es-CO"/>
-              </w:rPr>
-              <w:t>Rodríguez</w:t>
-            </w:r>
-            <w:proofErr w:type="spellEnd"/>
           </w:p>
         </w:tc>
         <w:tc>
